--- a/Team-Meeting-6.docx
+++ b/Team-Meeting-6.docx
@@ -66,17 +66,20 @@
           <w:insideH w:val="single" w:sz="4" w:space="0" w:color="000000"/>
           <w:insideV w:val="single" w:sz="4" w:space="0" w:color="000000"/>
         </w:tblBorders>
+        <w:tblLayout w:type="fixed"/>
       </w:tblPr>
       <w:tblGrid>
-        <w:gridCol w:w="3960"/>
-        <w:gridCol w:w="3960"/>
+        <w:gridCol w:w="4680"/>
+        <w:gridCol w:w="4680"/>
       </w:tblGrid>
       <w:tr>
         <w:trPr>
           <w:tblHeader w:val="on"/>
         </w:trPr>
         <w:tc>
-          <w:tcPr/>
+          <w:tcPr>
+            <w:tcW w:type="dxa" w:w="4680"/>
+          </w:tcPr>
           <w:p>
             <w:pPr>
               <w:pStyle w:val="Compact"/>
@@ -87,7 +90,9 @@
           </w:p>
         </w:tc>
         <w:tc>
-          <w:tcPr/>
+          <w:tcPr>
+            <w:tcW w:type="dxa" w:w="4680"/>
+          </w:tcPr>
           <w:p>
             <w:pPr>
               <w:pStyle w:val="Compact"/>
@@ -100,7 +105,9 @@
       </w:tr>
       <w:tr>
         <w:tc>
-          <w:tcPr/>
+          <w:tcPr>
+            <w:tcW w:type="dxa" w:w="4680"/>
+          </w:tcPr>
           <w:p>
             <w:pPr>
               <w:pStyle w:val="Compact"/>
@@ -111,17 +118,21 @@
           </w:p>
         </w:tc>
         <w:tc>
-          <w:tcPr/>
-          <w:p>
-            <w:pPr>
-              <w:pStyle w:val="Compact"/>
-            </w:pPr>
-          </w:p>
-        </w:tc>
-      </w:tr>
-      <w:tr>
-        <w:tc>
-          <w:tcPr/>
+          <w:tcPr>
+            <w:tcW w:type="dxa" w:w="4680"/>
+          </w:tcPr>
+          <w:p>
+            <w:pPr>
+              <w:pStyle w:val="Compact"/>
+            </w:pPr>
+          </w:p>
+        </w:tc>
+      </w:tr>
+      <w:tr>
+        <w:tc>
+          <w:tcPr>
+            <w:tcW w:type="dxa" w:w="4680"/>
+          </w:tcPr>
           <w:p>
             <w:pPr>
               <w:pStyle w:val="Compact"/>
@@ -132,17 +143,21 @@
           </w:p>
         </w:tc>
         <w:tc>
-          <w:tcPr/>
-          <w:p>
-            <w:pPr>
-              <w:pStyle w:val="Compact"/>
-            </w:pPr>
-          </w:p>
-        </w:tc>
-      </w:tr>
-      <w:tr>
-        <w:tc>
-          <w:tcPr/>
+          <w:tcPr>
+            <w:tcW w:type="dxa" w:w="4680"/>
+          </w:tcPr>
+          <w:p>
+            <w:pPr>
+              <w:pStyle w:val="Compact"/>
+            </w:pPr>
+          </w:p>
+        </w:tc>
+      </w:tr>
+      <w:tr>
+        <w:tc>
+          <w:tcPr>
+            <w:tcW w:type="dxa" w:w="4680"/>
+          </w:tcPr>
           <w:p>
             <w:pPr>
               <w:pStyle w:val="Compact"/>
@@ -153,17 +168,21 @@
           </w:p>
         </w:tc>
         <w:tc>
-          <w:tcPr/>
-          <w:p>
-            <w:pPr>
-              <w:pStyle w:val="Compact"/>
-            </w:pPr>
-          </w:p>
-        </w:tc>
-      </w:tr>
-      <w:tr>
-        <w:tc>
-          <w:tcPr/>
+          <w:tcPr>
+            <w:tcW w:type="dxa" w:w="4680"/>
+          </w:tcPr>
+          <w:p>
+            <w:pPr>
+              <w:pStyle w:val="Compact"/>
+            </w:pPr>
+          </w:p>
+        </w:tc>
+      </w:tr>
+      <w:tr>
+        <w:tc>
+          <w:tcPr>
+            <w:tcW w:type="dxa" w:w="4680"/>
+          </w:tcPr>
           <w:p>
             <w:pPr>
               <w:pStyle w:val="Compact"/>
@@ -174,7 +193,9 @@
           </w:p>
         </w:tc>
         <w:tc>
-          <w:tcPr/>
+          <w:tcPr>
+            <w:tcW w:type="dxa" w:w="4680"/>
+          </w:tcPr>
           <w:p>
             <w:pPr>
               <w:pStyle w:val="Compact"/>
@@ -205,17 +226,20 @@
           <w:insideH w:val="single" w:sz="4" w:space="0" w:color="000000"/>
           <w:insideV w:val="single" w:sz="4" w:space="0" w:color="000000"/>
         </w:tblBorders>
+        <w:tblLayout w:type="fixed"/>
       </w:tblPr>
       <w:tblGrid>
-        <w:gridCol w:w="3960"/>
-        <w:gridCol w:w="3960"/>
+        <w:gridCol w:w="4680"/>
+        <w:gridCol w:w="4680"/>
       </w:tblGrid>
       <w:tr>
         <w:trPr>
           <w:tblHeader w:val="on"/>
         </w:trPr>
         <w:tc>
-          <w:tcPr/>
+          <w:tcPr>
+            <w:tcW w:type="dxa" w:w="4680"/>
+          </w:tcPr>
           <w:p>
             <w:pPr>
               <w:pStyle w:val="Compact"/>
@@ -226,7 +250,9 @@
           </w:p>
         </w:tc>
         <w:tc>
-          <w:tcPr/>
+          <w:tcPr>
+            <w:tcW w:type="dxa" w:w="4680"/>
+          </w:tcPr>
           <w:p>
             <w:pPr>
               <w:pStyle w:val="Compact"/>
@@ -239,7 +265,9 @@
       </w:tr>
       <w:tr>
         <w:tc>
-          <w:tcPr/>
+          <w:tcPr>
+            <w:tcW w:type="dxa" w:w="4680"/>
+          </w:tcPr>
           <w:p>
             <w:pPr>
               <w:pStyle w:val="Compact"/>
@@ -250,17 +278,21 @@
           </w:p>
         </w:tc>
         <w:tc>
-          <w:tcPr/>
-          <w:p>
-            <w:pPr>
-              <w:pStyle w:val="Compact"/>
-            </w:pPr>
-          </w:p>
-        </w:tc>
-      </w:tr>
-      <w:tr>
-        <w:tc>
-          <w:tcPr/>
+          <w:tcPr>
+            <w:tcW w:type="dxa" w:w="4680"/>
+          </w:tcPr>
+          <w:p>
+            <w:pPr>
+              <w:pStyle w:val="Compact"/>
+            </w:pPr>
+          </w:p>
+        </w:tc>
+      </w:tr>
+      <w:tr>
+        <w:tc>
+          <w:tcPr>
+            <w:tcW w:type="dxa" w:w="4680"/>
+          </w:tcPr>
           <w:p>
             <w:pPr>
               <w:pStyle w:val="Compact"/>
@@ -271,17 +303,21 @@
           </w:p>
         </w:tc>
         <w:tc>
-          <w:tcPr/>
-          <w:p>
-            <w:pPr>
-              <w:pStyle w:val="Compact"/>
-            </w:pPr>
-          </w:p>
-        </w:tc>
-      </w:tr>
-      <w:tr>
-        <w:tc>
-          <w:tcPr/>
+          <w:tcPr>
+            <w:tcW w:type="dxa" w:w="4680"/>
+          </w:tcPr>
+          <w:p>
+            <w:pPr>
+              <w:pStyle w:val="Compact"/>
+            </w:pPr>
+          </w:p>
+        </w:tc>
+      </w:tr>
+      <w:tr>
+        <w:tc>
+          <w:tcPr>
+            <w:tcW w:type="dxa" w:w="4680"/>
+          </w:tcPr>
           <w:p>
             <w:pPr>
               <w:pStyle w:val="Compact"/>
@@ -292,17 +328,21 @@
           </w:p>
         </w:tc>
         <w:tc>
-          <w:tcPr/>
-          <w:p>
-            <w:pPr>
-              <w:pStyle w:val="Compact"/>
-            </w:pPr>
-          </w:p>
-        </w:tc>
-      </w:tr>
-      <w:tr>
-        <w:tc>
-          <w:tcPr/>
+          <w:tcPr>
+            <w:tcW w:type="dxa" w:w="4680"/>
+          </w:tcPr>
+          <w:p>
+            <w:pPr>
+              <w:pStyle w:val="Compact"/>
+            </w:pPr>
+          </w:p>
+        </w:tc>
+      </w:tr>
+      <w:tr>
+        <w:tc>
+          <w:tcPr>
+            <w:tcW w:type="dxa" w:w="4680"/>
+          </w:tcPr>
           <w:p>
             <w:pPr>
               <w:pStyle w:val="Compact"/>
@@ -313,17 +353,21 @@
           </w:p>
         </w:tc>
         <w:tc>
-          <w:tcPr/>
-          <w:p>
-            <w:pPr>
-              <w:pStyle w:val="Compact"/>
-            </w:pPr>
-          </w:p>
-        </w:tc>
-      </w:tr>
-      <w:tr>
-        <w:tc>
-          <w:tcPr/>
+          <w:tcPr>
+            <w:tcW w:type="dxa" w:w="4680"/>
+          </w:tcPr>
+          <w:p>
+            <w:pPr>
+              <w:pStyle w:val="Compact"/>
+            </w:pPr>
+          </w:p>
+        </w:tc>
+      </w:tr>
+      <w:tr>
+        <w:tc>
+          <w:tcPr>
+            <w:tcW w:type="dxa" w:w="4680"/>
+          </w:tcPr>
           <w:p>
             <w:pPr>
               <w:pStyle w:val="Compact"/>
@@ -334,17 +378,21 @@
           </w:p>
         </w:tc>
         <w:tc>
-          <w:tcPr/>
-          <w:p>
-            <w:pPr>
-              <w:pStyle w:val="Compact"/>
-            </w:pPr>
-          </w:p>
-        </w:tc>
-      </w:tr>
-      <w:tr>
-        <w:tc>
-          <w:tcPr/>
+          <w:tcPr>
+            <w:tcW w:type="dxa" w:w="4680"/>
+          </w:tcPr>
+          <w:p>
+            <w:pPr>
+              <w:pStyle w:val="Compact"/>
+            </w:pPr>
+          </w:p>
+        </w:tc>
+      </w:tr>
+      <w:tr>
+        <w:tc>
+          <w:tcPr>
+            <w:tcW w:type="dxa" w:w="4680"/>
+          </w:tcPr>
           <w:p>
             <w:pPr>
               <w:pStyle w:val="Compact"/>
@@ -355,7 +403,9 @@
           </w:p>
         </w:tc>
         <w:tc>
-          <w:tcPr/>
+          <w:tcPr>
+            <w:tcW w:type="dxa" w:w="4680"/>
+          </w:tcPr>
           <w:p>
             <w:pPr>
               <w:pStyle w:val="Compact"/>
@@ -387,17 +437,20 @@
           <w:insideH w:val="single" w:sz="4" w:space="0" w:color="000000"/>
           <w:insideV w:val="single" w:sz="4" w:space="0" w:color="000000"/>
         </w:tblBorders>
+        <w:tblLayout w:type="fixed"/>
       </w:tblPr>
       <w:tblGrid>
-        <w:gridCol w:w="3960"/>
-        <w:gridCol w:w="3960"/>
+        <w:gridCol w:w="4680"/>
+        <w:gridCol w:w="4680"/>
       </w:tblGrid>
       <w:tr>
         <w:trPr>
           <w:tblHeader w:val="on"/>
         </w:trPr>
         <w:tc>
-          <w:tcPr/>
+          <w:tcPr>
+            <w:tcW w:type="dxa" w:w="4680"/>
+          </w:tcPr>
           <w:p>
             <w:pPr>
               <w:pStyle w:val="Compact"/>
@@ -408,7 +461,9 @@
           </w:p>
         </w:tc>
         <w:tc>
-          <w:tcPr/>
+          <w:tcPr>
+            <w:tcW w:type="dxa" w:w="4680"/>
+          </w:tcPr>
           <w:p>
             <w:pPr>
               <w:pStyle w:val="Compact"/>
@@ -421,33 +476,41 @@
       </w:tr>
       <w:tr>
         <w:tc>
-          <w:tcPr/>
-          <w:p>
-            <w:pPr>
-              <w:pStyle w:val="Compact"/>
-            </w:pPr>
-          </w:p>
-        </w:tc>
-        <w:tc>
-          <w:tcPr/>
-          <w:p>
-            <w:pPr>
-              <w:pStyle w:val="Compact"/>
-            </w:pPr>
-          </w:p>
-        </w:tc>
-      </w:tr>
-      <w:tr>
-        <w:tc>
-          <w:tcPr/>
-          <w:p>
-            <w:pPr>
-              <w:pStyle w:val="Compact"/>
-            </w:pPr>
-          </w:p>
-        </w:tc>
-        <w:tc>
-          <w:tcPr/>
+          <w:tcPr>
+            <w:tcW w:type="dxa" w:w="4680"/>
+          </w:tcPr>
+          <w:p>
+            <w:pPr>
+              <w:pStyle w:val="Compact"/>
+            </w:pPr>
+          </w:p>
+        </w:tc>
+        <w:tc>
+          <w:tcPr>
+            <w:tcW w:type="dxa" w:w="4680"/>
+          </w:tcPr>
+          <w:p>
+            <w:pPr>
+              <w:pStyle w:val="Compact"/>
+            </w:pPr>
+          </w:p>
+        </w:tc>
+      </w:tr>
+      <w:tr>
+        <w:tc>
+          <w:tcPr>
+            <w:tcW w:type="dxa" w:w="4680"/>
+          </w:tcPr>
+          <w:p>
+            <w:pPr>
+              <w:pStyle w:val="Compact"/>
+            </w:pPr>
+          </w:p>
+        </w:tc>
+        <w:tc>
+          <w:tcPr>
+            <w:tcW w:type="dxa" w:w="4680"/>
+          </w:tcPr>
           <w:p>
             <w:pPr>
               <w:pStyle w:val="Compact"/>
@@ -682,552 +745,6 @@
       </w:r>
       <w:r>
         <w:t xml:space="preserve">If you had an odd number, the Notetaker pairs with the remaining member.</w:t>
-      </w:r>
-    </w:p>
-    <w:tbl>
-      <w:tblPr>
-        <w:tblW w:type="pct" w:w="5000"/>
-        <w:tblStyle w:val="Table"/>
-        <w:tblLayout w:type="fixed"/>
-        <w:tblLook w:firstRow="1" w:lastRow="0" w:firstColumn="0" w:lastColumn="0" w:noHBand="0" w:noVBand="0" w:val="0020"/>
-        <w:tblBorders>
-          <w:top w:val="single" w:sz="4" w:space="0" w:color="000000"/>
-          <w:left w:val="single" w:sz="4" w:space="0" w:color="000000"/>
-          <w:bottom w:val="single" w:sz="4" w:space="0" w:color="000000"/>
-          <w:right w:val="single" w:sz="4" w:space="0" w:color="000000"/>
-          <w:insideH w:val="single" w:sz="4" w:space="0" w:color="000000"/>
-          <w:insideV w:val="single" w:sz="4" w:space="0" w:color="000000"/>
-        </w:tblBorders>
-      </w:tblPr>
-      <w:tblGrid>
-        <w:gridCol w:w="698"/>
-        <w:gridCol w:w="3610"/>
-        <w:gridCol w:w="3610"/>
-      </w:tblGrid>
-      <w:tr>
-        <w:trPr>
-          <w:tblHeader w:val="on"/>
-        </w:trPr>
-        <w:tc>
-          <w:tcPr/>
-          <w:p>
-            <w:pPr>
-              <w:pStyle w:val="Compact"/>
-            </w:pPr>
-            <w:r>
-              <w:t xml:space="preserve">Pair</w:t>
-            </w:r>
-          </w:p>
-        </w:tc>
-        <w:tc>
-          <w:tcPr/>
-          <w:p>
-            <w:pPr>
-              <w:pStyle w:val="Compact"/>
-            </w:pPr>
-            <w:r>
-              <w:t xml:space="preserve">Partner A (starts as Employee)</w:t>
-            </w:r>
-          </w:p>
-        </w:tc>
-        <w:tc>
-          <w:tcPr/>
-          <w:p>
-            <w:pPr>
-              <w:pStyle w:val="Compact"/>
-            </w:pPr>
-            <w:r>
-              <w:t xml:space="preserve">Partner B (starts as Employer)</w:t>
-            </w:r>
-          </w:p>
-        </w:tc>
-      </w:tr>
-      <w:tr>
-        <w:tc>
-          <w:tcPr/>
-          <w:p>
-            <w:pPr>
-              <w:pStyle w:val="Compact"/>
-            </w:pPr>
-            <w:r>
-              <w:t xml:space="preserve">Pair 1</w:t>
-            </w:r>
-          </w:p>
-        </w:tc>
-        <w:tc>
-          <w:tcPr/>
-          <w:p>
-            <w:pPr>
-              <w:pStyle w:val="Compact"/>
-            </w:pPr>
-          </w:p>
-        </w:tc>
-        <w:tc>
-          <w:tcPr/>
-          <w:p>
-            <w:pPr>
-              <w:pStyle w:val="Compact"/>
-            </w:pPr>
-          </w:p>
-        </w:tc>
-      </w:tr>
-      <w:tr>
-        <w:tc>
-          <w:tcPr/>
-          <w:p>
-            <w:pPr>
-              <w:pStyle w:val="Compact"/>
-            </w:pPr>
-            <w:r>
-              <w:t xml:space="preserve">Pair 2</w:t>
-            </w:r>
-          </w:p>
-        </w:tc>
-        <w:tc>
-          <w:tcPr/>
-          <w:p>
-            <w:pPr>
-              <w:pStyle w:val="Compact"/>
-            </w:pPr>
-          </w:p>
-        </w:tc>
-        <w:tc>
-          <w:tcPr/>
-          <w:p>
-            <w:pPr>
-              <w:pStyle w:val="Compact"/>
-            </w:pPr>
-          </w:p>
-        </w:tc>
-      </w:tr>
-      <w:tr>
-        <w:tc>
-          <w:tcPr/>
-          <w:p>
-            <w:pPr>
-              <w:pStyle w:val="Compact"/>
-            </w:pPr>
-            <w:r>
-              <w:t xml:space="preserve">Pair 3</w:t>
-            </w:r>
-          </w:p>
-        </w:tc>
-        <w:tc>
-          <w:tcPr/>
-          <w:p>
-            <w:pPr>
-              <w:pStyle w:val="Compact"/>
-            </w:pPr>
-          </w:p>
-        </w:tc>
-        <w:tc>
-          <w:tcPr/>
-          <w:p>
-            <w:pPr>
-              <w:pStyle w:val="Compact"/>
-            </w:pPr>
-          </w:p>
-        </w:tc>
-      </w:tr>
-    </w:tbl>
-    <w:p>
-      <w:r>
-        <w:pict>
-          <v:rect style="width:0;height:1.5pt" o:hralign="center" o:hrstd="t" o:hr="t"/>
-        </w:pict>
-      </w:r>
-    </w:p>
-    <w:bookmarkEnd w:id="15"/>
-    <w:bookmarkStart w:id="16" w:name="minute-select-todays-topics"/>
-    <w:p>
-      <w:pPr>
-        <w:pStyle w:val="Heading3"/>
-      </w:pPr>
-      <w:r>
-        <w:t xml:space="preserve">[1 minute] Select Today’s Topics</w:t>
-      </w:r>
-    </w:p>
-    <w:p>
-      <w:pPr>
-        <w:pStyle w:val="FirstParagraph"/>
-      </w:pPr>
-      <w:r>
-        <w:t xml:space="preserve">Choose</w:t>
-      </w:r>
-      <w:r>
-        <w:t xml:space="preserve"> </w:t>
-      </w:r>
-      <w:r>
-        <w:rPr>
-          <w:b/>
-          <w:bCs/>
-        </w:rPr>
-        <w:t xml:space="preserve">2 topics</w:t>
-      </w:r>
-      <w:r>
-        <w:t xml:space="preserve"> </w:t>
-      </w:r>
-      <w:r>
-        <w:t xml:space="preserve">from the list below for today’s activity.</w:t>
-      </w:r>
-    </w:p>
-    <w:tbl>
-      <w:tblPr>
-        <w:tblW w:type="pct" w:w="5000"/>
-        <w:tblStyle w:val="Table"/>
-        <w:tblLayout w:type="fixed"/>
-        <w:tblLook w:firstRow="1" w:lastRow="0" w:firstColumn="0" w:lastColumn="0" w:noHBand="0" w:noVBand="0" w:val="0020"/>
-        <w:tblBorders>
-          <w:top w:val="single" w:sz="4" w:space="0" w:color="000000"/>
-          <w:left w:val="single" w:sz="4" w:space="0" w:color="000000"/>
-          <w:bottom w:val="single" w:sz="4" w:space="0" w:color="000000"/>
-          <w:right w:val="single" w:sz="4" w:space="0" w:color="000000"/>
-          <w:insideH w:val="single" w:sz="4" w:space="0" w:color="000000"/>
-          <w:insideV w:val="single" w:sz="4" w:space="0" w:color="000000"/>
-        </w:tblBorders>
-      </w:tblPr>
-      <w:tblGrid>
-        <w:gridCol w:w="456"/>
-        <w:gridCol w:w="1066"/>
-        <w:gridCol w:w="3198"/>
-        <w:gridCol w:w="3198"/>
-      </w:tblGrid>
-      <w:tr>
-        <w:trPr>
-          <w:tblHeader w:val="on"/>
-        </w:trPr>
-        <w:tc>
-          <w:tcPr/>
-          <w:p>
-            <w:pPr>
-              <w:pStyle w:val="Compact"/>
-            </w:pPr>
-            <w:r>
-              <w:t xml:space="preserve">#</w:t>
-            </w:r>
-          </w:p>
-        </w:tc>
-        <w:tc>
-          <w:tcPr/>
-          <w:p>
-            <w:pPr>
-              <w:pStyle w:val="Compact"/>
-            </w:pPr>
-            <w:r>
-              <w:t xml:space="preserve">Topic</w:t>
-            </w:r>
-          </w:p>
-        </w:tc>
-        <w:tc>
-          <w:tcPr/>
-          <w:p>
-            <w:pPr>
-              <w:pStyle w:val="Compact"/>
-            </w:pPr>
-            <w:r>
-              <w:t xml:space="preserve">Employee Perspective</w:t>
-            </w:r>
-          </w:p>
-        </w:tc>
-        <w:tc>
-          <w:tcPr/>
-          <w:p>
-            <w:pPr>
-              <w:pStyle w:val="Compact"/>
-            </w:pPr>
-            <w:r>
-              <w:t xml:space="preserve">Employer Perspective</w:t>
-            </w:r>
-          </w:p>
-        </w:tc>
-      </w:tr>
-      <w:tr>
-        <w:tc>
-          <w:tcPr/>
-          <w:p>
-            <w:pPr>
-              <w:pStyle w:val="Compact"/>
-            </w:pPr>
-            <w:r>
-              <w:t xml:space="preserve">1</w:t>
-            </w:r>
-          </w:p>
-        </w:tc>
-        <w:tc>
-          <w:tcPr/>
-          <w:p>
-            <w:pPr>
-              <w:pStyle w:val="Compact"/>
-            </w:pPr>
-            <w:r>
-              <w:t xml:space="preserve">Should employers review job applicants’ social media profiles?</w:t>
-            </w:r>
-          </w:p>
-        </w:tc>
-        <w:tc>
-          <w:tcPr/>
-          <w:p>
-            <w:pPr>
-              <w:pStyle w:val="Compact"/>
-            </w:pPr>
-            <w:r>
-              <w:t xml:space="preserve">Social media review violates privacy and may lead to discrimination</w:t>
-            </w:r>
-          </w:p>
-        </w:tc>
-        <w:tc>
-          <w:tcPr/>
-          <w:p>
-            <w:pPr>
-              <w:pStyle w:val="Compact"/>
-            </w:pPr>
-            <w:r>
-              <w:t xml:space="preserve">Social media helps assess cultural fit and reveals potential red flags</w:t>
-            </w:r>
-          </w:p>
-        </w:tc>
-      </w:tr>
-      <w:tr>
-        <w:tc>
-          <w:tcPr/>
-          <w:p>
-            <w:pPr>
-              <w:pStyle w:val="Compact"/>
-            </w:pPr>
-            <w:r>
-              <w:t xml:space="preserve">2</w:t>
-            </w:r>
-          </w:p>
-        </w:tc>
-        <w:tc>
-          <w:tcPr/>
-          <w:p>
-            <w:pPr>
-              <w:pStyle w:val="Compact"/>
-            </w:pPr>
-            <w:r>
-              <w:t xml:space="preserve">Should job postings be required to include salary ranges?</w:t>
-            </w:r>
-          </w:p>
-        </w:tc>
-        <w:tc>
-          <w:tcPr/>
-          <w:p>
-            <w:pPr>
-              <w:pStyle w:val="Compact"/>
-            </w:pPr>
-            <w:r>
-              <w:t xml:space="preserve">Salary transparency helps candidates make informed decisions and reduces pay gaps</w:t>
-            </w:r>
-          </w:p>
-        </w:tc>
-        <w:tc>
-          <w:tcPr/>
-          <w:p>
-            <w:pPr>
-              <w:pStyle w:val="Compact"/>
-            </w:pPr>
-            <w:r>
-              <w:t xml:space="preserve">Salary disclosure limits negotiation flexibility and may not reflect total compensation</w:t>
-            </w:r>
-          </w:p>
-        </w:tc>
-      </w:tr>
-      <w:tr>
-        <w:tc>
-          <w:tcPr/>
-          <w:p>
-            <w:pPr>
-              <w:pStyle w:val="Compact"/>
-            </w:pPr>
-            <w:r>
-              <w:t xml:space="preserve">3</w:t>
-            </w:r>
-          </w:p>
-        </w:tc>
-        <w:tc>
-          <w:tcPr/>
-          <w:p>
-            <w:pPr>
-              <w:pStyle w:val="Compact"/>
-            </w:pPr>
-            <w:r>
-              <w:t xml:space="preserve">Should companies pay bonuses for employee referrals?</w:t>
-            </w:r>
-          </w:p>
-        </w:tc>
-        <w:tc>
-          <w:tcPr/>
-          <w:p>
-            <w:pPr>
-              <w:pStyle w:val="Compact"/>
-            </w:pPr>
-            <w:r>
-              <w:t xml:space="preserve">Referral bonuses may create cliques and exclude diverse candidates</w:t>
-            </w:r>
-          </w:p>
-        </w:tc>
-        <w:tc>
-          <w:tcPr/>
-          <w:p>
-            <w:pPr>
-              <w:pStyle w:val="Compact"/>
-            </w:pPr>
-            <w:r>
-              <w:t xml:space="preserve">Referrals are cost-effective and often produce high-quality hires</w:t>
-            </w:r>
-          </w:p>
-        </w:tc>
-      </w:tr>
-      <w:tr>
-        <w:tc>
-          <w:tcPr/>
-          <w:p>
-            <w:pPr>
-              <w:pStyle w:val="Compact"/>
-            </w:pPr>
-            <w:r>
-              <w:t xml:space="preserve">4</w:t>
-            </w:r>
-          </w:p>
-        </w:tc>
-        <w:tc>
-          <w:tcPr/>
-          <w:p>
-            <w:pPr>
-              <w:pStyle w:val="Compact"/>
-            </w:pPr>
-            <w:r>
-              <w:t xml:space="preserve">Should companies use AI to screen resumes?</w:t>
-            </w:r>
-          </w:p>
-        </w:tc>
-        <w:tc>
-          <w:tcPr/>
-          <w:p>
-            <w:pPr>
-              <w:pStyle w:val="Compact"/>
-            </w:pPr>
-            <w:r>
-              <w:t xml:space="preserve">AI screening may perpetuate bias and overlook qualified candidates</w:t>
-            </w:r>
-          </w:p>
-        </w:tc>
-        <w:tc>
-          <w:tcPr/>
-          <w:p>
-            <w:pPr>
-              <w:pStyle w:val="Compact"/>
-            </w:pPr>
-            <w:r>
-              <w:t xml:space="preserve">AI increases efficiency and provides consistent evaluation criteria</w:t>
-            </w:r>
-          </w:p>
-        </w:tc>
-      </w:tr>
-      <w:tr>
-        <w:tc>
-          <w:tcPr/>
-          <w:p>
-            <w:pPr>
-              <w:pStyle w:val="Compact"/>
-            </w:pPr>
-            <w:r>
-              <w:t xml:space="preserve">5</w:t>
-            </w:r>
-          </w:p>
-        </w:tc>
-        <w:tc>
-          <w:tcPr/>
-          <w:p>
-            <w:pPr>
-              <w:pStyle w:val="Compact"/>
-            </w:pPr>
-            <w:r>
-              <w:t xml:space="preserve">Should employers require college degrees for all professional positions?</w:t>
-            </w:r>
-          </w:p>
-        </w:tc>
-        <w:tc>
-          <w:tcPr/>
-          <w:p>
-            <w:pPr>
-              <w:pStyle w:val="Compact"/>
-            </w:pPr>
-            <w:r>
-              <w:t xml:space="preserve">Degree requirements exclude talented candidates with alternative qualifications</w:t>
-            </w:r>
-          </w:p>
-        </w:tc>
-        <w:tc>
-          <w:tcPr/>
-          <w:p>
-            <w:pPr>
-              <w:pStyle w:val="Compact"/>
-            </w:pPr>
-            <w:r>
-              <w:t xml:space="preserve">Degrees demonstrate commitment, foundational knowledge, and learning ability</w:t>
-            </w:r>
-          </w:p>
-        </w:tc>
-      </w:tr>
-      <w:tr>
-        <w:tc>
-          <w:tcPr/>
-          <w:p>
-            <w:pPr>
-              <w:pStyle w:val="Compact"/>
-            </w:pPr>
-            <w:r>
-              <w:t xml:space="preserve">6</w:t>
-            </w:r>
-          </w:p>
-        </w:tc>
-        <w:tc>
-          <w:tcPr/>
-          <w:p>
-            <w:pPr>
-              <w:pStyle w:val="Compact"/>
-            </w:pPr>
-            <w:r>
-              <w:t xml:space="preserve">Should companies actively recruit employees from competitors?</w:t>
-            </w:r>
-          </w:p>
-        </w:tc>
-        <w:tc>
-          <w:tcPr/>
-          <w:p>
-            <w:pPr>
-              <w:pStyle w:val="Compact"/>
-            </w:pPr>
-            <w:r>
-              <w:t xml:space="preserve">Poaching creates industry instability and raises ethical concerns</w:t>
-            </w:r>
-          </w:p>
-        </w:tc>
-        <w:tc>
-          <w:tcPr/>
-          <w:p>
-            <w:pPr>
-              <w:pStyle w:val="Compact"/>
-            </w:pPr>
-            <w:r>
-              <w:t xml:space="preserve">Recruiting from competitors brings valuable expertise and market knowledge</w:t>
-            </w:r>
-          </w:p>
-        </w:tc>
-      </w:tr>
-    </w:tbl>
-    <w:p>
-      <w:pPr>
-        <w:pStyle w:val="BodyText"/>
-      </w:pPr>
-      <w:r>
-        <w:rPr>
-          <w:b/>
-          <w:bCs/>
-        </w:rPr>
-        <w:t xml:space="preserve">Our team’s selected topics:</w:t>
       </w:r>
     </w:p>
     <w:tbl>
@@ -1243,101 +760,155 @@
           <w:insideH w:val="single" w:sz="4" w:space="0" w:color="000000"/>
           <w:insideV w:val="single" w:sz="4" w:space="0" w:color="000000"/>
         </w:tblBorders>
+        <w:tblLayout w:type="fixed"/>
       </w:tblPr>
       <w:tblGrid>
-        <w:gridCol w:w="2640"/>
-        <w:gridCol w:w="2640"/>
-        <w:gridCol w:w="2640"/>
+        <w:gridCol w:w="3120"/>
+        <w:gridCol w:w="3120"/>
+        <w:gridCol w:w="3120"/>
       </w:tblGrid>
       <w:tr>
         <w:trPr>
           <w:tblHeader w:val="on"/>
         </w:trPr>
         <w:tc>
-          <w:tcPr/>
-          <w:p>
-            <w:pPr>
-              <w:pStyle w:val="Compact"/>
-            </w:pPr>
-            <w:r>
-              <w:t xml:space="preserve">Order</w:t>
-            </w:r>
-          </w:p>
-        </w:tc>
-        <w:tc>
-          <w:tcPr/>
-          <w:p>
-            <w:pPr>
-              <w:pStyle w:val="Compact"/>
-            </w:pPr>
-            <w:r>
-              <w:t xml:space="preserve">Topic #</w:t>
-            </w:r>
-          </w:p>
-        </w:tc>
-        <w:tc>
-          <w:tcPr/>
-          <w:p>
-            <w:pPr>
-              <w:pStyle w:val="Compact"/>
-            </w:pPr>
-            <w:r>
-              <w:t xml:space="preserve">Topic</w:t>
-            </w:r>
-          </w:p>
-        </w:tc>
-      </w:tr>
-      <w:tr>
-        <w:tc>
-          <w:tcPr/>
-          <w:p>
-            <w:pPr>
-              <w:pStyle w:val="Compact"/>
-            </w:pPr>
-            <w:r>
-              <w:t xml:space="preserve">Round 1</w:t>
-            </w:r>
-          </w:p>
-        </w:tc>
-        <w:tc>
-          <w:tcPr/>
-          <w:p>
-            <w:pPr>
-              <w:pStyle w:val="Compact"/>
-            </w:pPr>
-          </w:p>
-        </w:tc>
-        <w:tc>
-          <w:tcPr/>
-          <w:p>
-            <w:pPr>
-              <w:pStyle w:val="Compact"/>
-            </w:pPr>
-          </w:p>
-        </w:tc>
-      </w:tr>
-      <w:tr>
-        <w:tc>
-          <w:tcPr/>
-          <w:p>
-            <w:pPr>
-              <w:pStyle w:val="Compact"/>
-            </w:pPr>
-            <w:r>
-              <w:t xml:space="preserve">Round 2</w:t>
-            </w:r>
-          </w:p>
-        </w:tc>
-        <w:tc>
-          <w:tcPr/>
-          <w:p>
-            <w:pPr>
-              <w:pStyle w:val="Compact"/>
-            </w:pPr>
-          </w:p>
-        </w:tc>
-        <w:tc>
-          <w:tcPr/>
+          <w:tcPr>
+            <w:tcW w:type="dxa" w:w="3120"/>
+          </w:tcPr>
+          <w:p>
+            <w:pPr>
+              <w:pStyle w:val="Compact"/>
+            </w:pPr>
+            <w:r>
+              <w:t xml:space="preserve">Pair</w:t>
+            </w:r>
+          </w:p>
+        </w:tc>
+        <w:tc>
+          <w:tcPr>
+            <w:tcW w:type="dxa" w:w="3120"/>
+          </w:tcPr>
+          <w:p>
+            <w:pPr>
+              <w:pStyle w:val="Compact"/>
+            </w:pPr>
+            <w:r>
+              <w:t xml:space="preserve">Partner A (starts as Employee)</w:t>
+            </w:r>
+          </w:p>
+        </w:tc>
+        <w:tc>
+          <w:tcPr>
+            <w:tcW w:type="dxa" w:w="3120"/>
+          </w:tcPr>
+          <w:p>
+            <w:pPr>
+              <w:pStyle w:val="Compact"/>
+            </w:pPr>
+            <w:r>
+              <w:t xml:space="preserve">Partner B (starts as Employer)</w:t>
+            </w:r>
+          </w:p>
+        </w:tc>
+      </w:tr>
+      <w:tr>
+        <w:tc>
+          <w:tcPr>
+            <w:tcW w:type="dxa" w:w="3120"/>
+          </w:tcPr>
+          <w:p>
+            <w:pPr>
+              <w:pStyle w:val="Compact"/>
+            </w:pPr>
+            <w:r>
+              <w:t xml:space="preserve">Pair 1</w:t>
+            </w:r>
+          </w:p>
+        </w:tc>
+        <w:tc>
+          <w:tcPr>
+            <w:tcW w:type="dxa" w:w="3120"/>
+          </w:tcPr>
+          <w:p>
+            <w:pPr>
+              <w:pStyle w:val="Compact"/>
+            </w:pPr>
+          </w:p>
+        </w:tc>
+        <w:tc>
+          <w:tcPr>
+            <w:tcW w:type="dxa" w:w="3120"/>
+          </w:tcPr>
+          <w:p>
+            <w:pPr>
+              <w:pStyle w:val="Compact"/>
+            </w:pPr>
+          </w:p>
+        </w:tc>
+      </w:tr>
+      <w:tr>
+        <w:tc>
+          <w:tcPr>
+            <w:tcW w:type="dxa" w:w="3120"/>
+          </w:tcPr>
+          <w:p>
+            <w:pPr>
+              <w:pStyle w:val="Compact"/>
+            </w:pPr>
+            <w:r>
+              <w:t xml:space="preserve">Pair 2</w:t>
+            </w:r>
+          </w:p>
+        </w:tc>
+        <w:tc>
+          <w:tcPr>
+            <w:tcW w:type="dxa" w:w="3120"/>
+          </w:tcPr>
+          <w:p>
+            <w:pPr>
+              <w:pStyle w:val="Compact"/>
+            </w:pPr>
+          </w:p>
+        </w:tc>
+        <w:tc>
+          <w:tcPr>
+            <w:tcW w:type="dxa" w:w="3120"/>
+          </w:tcPr>
+          <w:p>
+            <w:pPr>
+              <w:pStyle w:val="Compact"/>
+            </w:pPr>
+          </w:p>
+        </w:tc>
+      </w:tr>
+      <w:tr>
+        <w:tc>
+          <w:tcPr>
+            <w:tcW w:type="dxa" w:w="3120"/>
+          </w:tcPr>
+          <w:p>
+            <w:pPr>
+              <w:pStyle w:val="Compact"/>
+            </w:pPr>
+            <w:r>
+              <w:t xml:space="preserve">Pair 3</w:t>
+            </w:r>
+          </w:p>
+        </w:tc>
+        <w:tc>
+          <w:tcPr>
+            <w:tcW w:type="dxa" w:w="3120"/>
+          </w:tcPr>
+          <w:p>
+            <w:pPr>
+              <w:pStyle w:val="Compact"/>
+            </w:pPr>
+          </w:p>
+        </w:tc>
+        <w:tc>
+          <w:tcPr>
+            <w:tcW w:type="dxa" w:w="3120"/>
+          </w:tcPr>
           <w:p>
             <w:pPr>
               <w:pStyle w:val="Compact"/>
@@ -1353,14 +924,14 @@
         </w:pict>
       </w:r>
     </w:p>
-    <w:bookmarkEnd w:id="16"/>
-    <w:bookmarkStart w:id="17" w:name="minutes-individual-brainstorming"/>
+    <w:bookmarkEnd w:id="15"/>
+    <w:bookmarkStart w:id="16" w:name="minute-select-todays-topics"/>
     <w:p>
       <w:pPr>
         <w:pStyle w:val="Heading3"/>
       </w:pPr>
       <w:r>
-        <w:t xml:space="preserve">[6 minutes] Individual Brainstorming</w:t>
+        <w:t xml:space="preserve">[1 minute] Select Today’s Topics</w:t>
       </w:r>
     </w:p>
     <w:p>
@@ -1368,7 +939,7 @@
         <w:pStyle w:val="FirstParagraph"/>
       </w:pPr>
       <w:r>
-        <w:t xml:space="preserve">Take out a piece of paper and brainstorm your arguments individually for 6 minutes. Think about arguments for</w:t>
+        <w:t xml:space="preserve">Choose</w:t>
       </w:r>
       <w:r>
         <w:t xml:space="preserve"> </w:t>
@@ -1378,171 +949,13 @@
           <w:b/>
           <w:bCs/>
         </w:rPr>
-        <w:t xml:space="preserve">both</w:t>
+        <w:t xml:space="preserve">2 topics</w:t>
       </w:r>
       <w:r>
         <w:t xml:space="preserve"> </w:t>
       </w:r>
       <w:r>
-        <w:t xml:space="preserve">sides, since you will argue from each perspective.</w:t>
-      </w:r>
-    </w:p>
-    <w:p>
-      <w:pPr>
-        <w:pStyle w:val="BlockText"/>
-      </w:pPr>
-      <w:r>
-        <w:rPr>
-          <w:b/>
-          <w:bCs/>
-        </w:rPr>
-        <w:t xml:space="preserve">No smartphones or laptops allowed</w:t>
-      </w:r>
-      <w:r>
-        <w:t xml:space="preserve"> </w:t>
-      </w:r>
-      <w:r>
-        <w:t xml:space="preserve">during brainstorming (except for the Notetaker).</w:t>
-      </w:r>
-    </w:p>
-    <w:p>
-      <w:r>
-        <w:pict>
-          <v:rect style="width:0;height:1.5pt" o:hralign="center" o:hrstd="t" o:hr="t"/>
-        </w:pict>
-      </w:r>
-    </w:p>
-    <w:bookmarkEnd w:id="17"/>
-    <w:bookmarkEnd w:id="18"/>
-    <w:bookmarkStart w:id="24" w:name="X58495c7a2de5da5245f311f82bdaad745078221"/>
-    <w:p>
-      <w:pPr>
-        <w:pStyle w:val="Heading2"/>
-      </w:pPr>
-      <w:r>
-        <w:t xml:space="preserve">Convince Your Partner Rounds [14 minutes total]</w:t>
-      </w:r>
-    </w:p>
-    <w:p>
-      <w:pPr>
-        <w:pStyle w:val="FirstParagraph"/>
-      </w:pPr>
-      <w:r>
-        <w:t xml:space="preserve">Each round follows this structure (7 min per round):</w:t>
-      </w:r>
-      <w:r>
-        <w:t xml:space="preserve"> </w:t>
-      </w:r>
-      <w:r>
-        <w:t xml:space="preserve">1.</w:t>
-      </w:r>
-      <w:r>
-        <w:t xml:space="preserve"> </w:t>
-      </w:r>
-      <w:r>
-        <w:rPr>
-          <w:b/>
-          <w:bCs/>
-        </w:rPr>
-        <w:t xml:space="preserve">Partner A persuades</w:t>
-      </w:r>
-      <w:r>
-        <w:t xml:space="preserve"> </w:t>
-      </w:r>
-      <w:r>
-        <w:t xml:space="preserve">Partner B (2 min)</w:t>
-      </w:r>
-      <w:r>
-        <w:t xml:space="preserve"> </w:t>
-      </w:r>
-      <w:r>
-        <w:t xml:space="preserve">2.</w:t>
-      </w:r>
-      <w:r>
-        <w:t xml:space="preserve"> </w:t>
-      </w:r>
-      <w:r>
-        <w:rPr>
-          <w:b/>
-          <w:bCs/>
-        </w:rPr>
-        <w:t xml:space="preserve">Partner B persuades</w:t>
-      </w:r>
-      <w:r>
-        <w:t xml:space="preserve"> </w:t>
-      </w:r>
-      <w:r>
-        <w:t xml:space="preserve">Partner A (2 min)</w:t>
-      </w:r>
-      <w:r>
-        <w:t xml:space="preserve"> </w:t>
-      </w:r>
-      <w:r>
-        <w:t xml:space="preserve">3.</w:t>
-      </w:r>
-      <w:r>
-        <w:t xml:space="preserve"> </w:t>
-      </w:r>
-      <w:r>
-        <w:rPr>
-          <w:b/>
-          <w:bCs/>
-        </w:rPr>
-        <w:t xml:space="preserve">Debrief</w:t>
-      </w:r>
-      <w:r>
-        <w:t xml:space="preserve"> </w:t>
-      </w:r>
-      <w:r>
-        <w:t xml:space="preserve">as a pair and share with the group (3 min)</w:t>
-      </w:r>
-    </w:p>
-    <w:p>
-      <w:pPr>
-        <w:pStyle w:val="BodyText"/>
-      </w:pPr>
-      <w:r>
-        <w:t xml:space="preserve">Roles swap</w:t>
-      </w:r>
-      <w:r>
-        <w:t xml:space="preserve"> </w:t>
-      </w:r>
-      <w:r>
-        <w:rPr>
-          <w:b/>
-          <w:bCs/>
-        </w:rPr>
-        <w:t xml:space="preserve">between</w:t>
-      </w:r>
-      <w:r>
-        <w:t xml:space="preserve"> </w:t>
-      </w:r>
-      <w:r>
-        <w:t xml:space="preserve">rounds, not within a round.</w:t>
-      </w:r>
-    </w:p>
-    <w:p>
-      <w:r>
-        <w:pict>
-          <v:rect style="width:0;height:1.5pt" o:hralign="center" o:hrstd="t" o:hr="t"/>
-        </w:pict>
-      </w:r>
-    </w:p>
-    <w:bookmarkStart w:id="19" w:name="round-1-_______________"/>
-    <w:p>
-      <w:pPr>
-        <w:pStyle w:val="Heading3"/>
-      </w:pPr>
-      <w:r>
-        <w:t xml:space="preserve">Round 1: _______________</w:t>
-      </w:r>
-    </w:p>
-    <w:p>
-      <w:pPr>
-        <w:pStyle w:val="FirstParagraph"/>
-      </w:pPr>
-      <w:r>
-        <w:t xml:space="preserve">Partner A = Employee Advocate, Partner B = Employer Advocate</w:t>
+        <w:t xml:space="preserve">from the list below for today’s activity.</w:t>
       </w:r>
     </w:p>
     <w:tbl>
@@ -1558,82 +971,391 @@
           <w:insideH w:val="single" w:sz="4" w:space="0" w:color="000000"/>
           <w:insideV w:val="single" w:sz="4" w:space="0" w:color="000000"/>
         </w:tblBorders>
+        <w:tblLayout w:type="fixed"/>
       </w:tblPr>
       <w:tblGrid>
-        <w:gridCol w:w="3960"/>
-        <w:gridCol w:w="3960"/>
+        <w:gridCol w:w="2340"/>
+        <w:gridCol w:w="2340"/>
+        <w:gridCol w:w="2340"/>
+        <w:gridCol w:w="2340"/>
       </w:tblGrid>
       <w:tr>
         <w:trPr>
           <w:tblHeader w:val="on"/>
         </w:trPr>
         <w:tc>
-          <w:tcPr/>
-          <w:p>
-            <w:pPr>
-              <w:pStyle w:val="Compact"/>
-            </w:pPr>
-            <w:r>
-              <w:t xml:space="preserve">Phase</w:t>
-            </w:r>
-          </w:p>
-        </w:tc>
-        <w:tc>
-          <w:tcPr/>
-          <w:p>
-            <w:pPr>
-              <w:pStyle w:val="Compact"/>
-            </w:pPr>
-            <w:r>
-              <w:t xml:space="preserve">Details</w:t>
-            </w:r>
-          </w:p>
-        </w:tc>
-      </w:tr>
-      <w:tr>
-        <w:tc>
-          <w:tcPr/>
-          <w:p>
-            <w:pPr>
-              <w:pStyle w:val="Compact"/>
-            </w:pPr>
-            <w:r>
-              <w:t xml:space="preserve">Partner A persuades B (2 min)</w:t>
-            </w:r>
-          </w:p>
-        </w:tc>
-        <w:tc>
-          <w:tcPr/>
-          <w:p>
-            <w:pPr>
-              <w:pStyle w:val="Compact"/>
-            </w:pPr>
-            <w:r>
-              <w:t xml:space="preserve">Employee side argues to Employer</w:t>
-            </w:r>
-          </w:p>
-        </w:tc>
-      </w:tr>
-      <w:tr>
-        <w:tc>
-          <w:tcPr/>
-          <w:p>
-            <w:pPr>
-              <w:pStyle w:val="Compact"/>
-            </w:pPr>
-            <w:r>
-              <w:t xml:space="preserve">Partner B persuades A (2 min)</w:t>
-            </w:r>
-          </w:p>
-        </w:tc>
-        <w:tc>
-          <w:tcPr/>
-          <w:p>
-            <w:pPr>
-              <w:pStyle w:val="Compact"/>
-            </w:pPr>
-            <w:r>
-              <w:t xml:space="preserve">Employer side argues to Employee</w:t>
+          <w:tcPr>
+            <w:tcW w:type="dxa" w:w="2340"/>
+          </w:tcPr>
+          <w:p>
+            <w:pPr>
+              <w:pStyle w:val="Compact"/>
+            </w:pPr>
+            <w:r>
+              <w:t xml:space="preserve">#</w:t>
+            </w:r>
+          </w:p>
+        </w:tc>
+        <w:tc>
+          <w:tcPr>
+            <w:tcW w:type="dxa" w:w="2340"/>
+          </w:tcPr>
+          <w:p>
+            <w:pPr>
+              <w:pStyle w:val="Compact"/>
+            </w:pPr>
+            <w:r>
+              <w:t xml:space="preserve">Topic</w:t>
+            </w:r>
+          </w:p>
+        </w:tc>
+        <w:tc>
+          <w:tcPr>
+            <w:tcW w:type="dxa" w:w="2340"/>
+          </w:tcPr>
+          <w:p>
+            <w:pPr>
+              <w:pStyle w:val="Compact"/>
+            </w:pPr>
+            <w:r>
+              <w:t xml:space="preserve">Employee Perspective</w:t>
+            </w:r>
+          </w:p>
+        </w:tc>
+        <w:tc>
+          <w:tcPr>
+            <w:tcW w:type="dxa" w:w="2340"/>
+          </w:tcPr>
+          <w:p>
+            <w:pPr>
+              <w:pStyle w:val="Compact"/>
+            </w:pPr>
+            <w:r>
+              <w:t xml:space="preserve">Employer Perspective</w:t>
+            </w:r>
+          </w:p>
+        </w:tc>
+      </w:tr>
+      <w:tr>
+        <w:tc>
+          <w:tcPr>
+            <w:tcW w:type="dxa" w:w="2340"/>
+          </w:tcPr>
+          <w:p>
+            <w:pPr>
+              <w:pStyle w:val="Compact"/>
+            </w:pPr>
+            <w:r>
+              <w:t xml:space="preserve">1</w:t>
+            </w:r>
+          </w:p>
+        </w:tc>
+        <w:tc>
+          <w:tcPr>
+            <w:tcW w:type="dxa" w:w="2340"/>
+          </w:tcPr>
+          <w:p>
+            <w:pPr>
+              <w:pStyle w:val="Compact"/>
+            </w:pPr>
+            <w:r>
+              <w:t xml:space="preserve">Should employers review job applicants’ social media profiles?</w:t>
+            </w:r>
+          </w:p>
+        </w:tc>
+        <w:tc>
+          <w:tcPr>
+            <w:tcW w:type="dxa" w:w="2340"/>
+          </w:tcPr>
+          <w:p>
+            <w:pPr>
+              <w:pStyle w:val="Compact"/>
+            </w:pPr>
+            <w:r>
+              <w:t xml:space="preserve">Social media review violates privacy and may lead to discrimination</w:t>
+            </w:r>
+          </w:p>
+        </w:tc>
+        <w:tc>
+          <w:tcPr>
+            <w:tcW w:type="dxa" w:w="2340"/>
+          </w:tcPr>
+          <w:p>
+            <w:pPr>
+              <w:pStyle w:val="Compact"/>
+            </w:pPr>
+            <w:r>
+              <w:t xml:space="preserve">Social media helps assess cultural fit and reveals potential red flags</w:t>
+            </w:r>
+          </w:p>
+        </w:tc>
+      </w:tr>
+      <w:tr>
+        <w:tc>
+          <w:tcPr>
+            <w:tcW w:type="dxa" w:w="2340"/>
+          </w:tcPr>
+          <w:p>
+            <w:pPr>
+              <w:pStyle w:val="Compact"/>
+            </w:pPr>
+            <w:r>
+              <w:t xml:space="preserve">2</w:t>
+            </w:r>
+          </w:p>
+        </w:tc>
+        <w:tc>
+          <w:tcPr>
+            <w:tcW w:type="dxa" w:w="2340"/>
+          </w:tcPr>
+          <w:p>
+            <w:pPr>
+              <w:pStyle w:val="Compact"/>
+            </w:pPr>
+            <w:r>
+              <w:t xml:space="preserve">Should job postings be required to include salary ranges?</w:t>
+            </w:r>
+          </w:p>
+        </w:tc>
+        <w:tc>
+          <w:tcPr>
+            <w:tcW w:type="dxa" w:w="2340"/>
+          </w:tcPr>
+          <w:p>
+            <w:pPr>
+              <w:pStyle w:val="Compact"/>
+            </w:pPr>
+            <w:r>
+              <w:t xml:space="preserve">Salary transparency helps candidates make informed decisions and reduces pay gaps</w:t>
+            </w:r>
+          </w:p>
+        </w:tc>
+        <w:tc>
+          <w:tcPr>
+            <w:tcW w:type="dxa" w:w="2340"/>
+          </w:tcPr>
+          <w:p>
+            <w:pPr>
+              <w:pStyle w:val="Compact"/>
+            </w:pPr>
+            <w:r>
+              <w:t xml:space="preserve">Salary disclosure limits negotiation flexibility and may not reflect total compensation</w:t>
+            </w:r>
+          </w:p>
+        </w:tc>
+      </w:tr>
+      <w:tr>
+        <w:tc>
+          <w:tcPr>
+            <w:tcW w:type="dxa" w:w="2340"/>
+          </w:tcPr>
+          <w:p>
+            <w:pPr>
+              <w:pStyle w:val="Compact"/>
+            </w:pPr>
+            <w:r>
+              <w:t xml:space="preserve">3</w:t>
+            </w:r>
+          </w:p>
+        </w:tc>
+        <w:tc>
+          <w:tcPr>
+            <w:tcW w:type="dxa" w:w="2340"/>
+          </w:tcPr>
+          <w:p>
+            <w:pPr>
+              <w:pStyle w:val="Compact"/>
+            </w:pPr>
+            <w:r>
+              <w:t xml:space="preserve">Should companies pay bonuses for employee referrals?</w:t>
+            </w:r>
+          </w:p>
+        </w:tc>
+        <w:tc>
+          <w:tcPr>
+            <w:tcW w:type="dxa" w:w="2340"/>
+          </w:tcPr>
+          <w:p>
+            <w:pPr>
+              <w:pStyle w:val="Compact"/>
+            </w:pPr>
+            <w:r>
+              <w:t xml:space="preserve">Referral bonuses may create cliques and exclude diverse candidates</w:t>
+            </w:r>
+          </w:p>
+        </w:tc>
+        <w:tc>
+          <w:tcPr>
+            <w:tcW w:type="dxa" w:w="2340"/>
+          </w:tcPr>
+          <w:p>
+            <w:pPr>
+              <w:pStyle w:val="Compact"/>
+            </w:pPr>
+            <w:r>
+              <w:t xml:space="preserve">Referrals are cost-effective and often produce high-quality hires</w:t>
+            </w:r>
+          </w:p>
+        </w:tc>
+      </w:tr>
+      <w:tr>
+        <w:tc>
+          <w:tcPr>
+            <w:tcW w:type="dxa" w:w="2340"/>
+          </w:tcPr>
+          <w:p>
+            <w:pPr>
+              <w:pStyle w:val="Compact"/>
+            </w:pPr>
+            <w:r>
+              <w:t xml:space="preserve">4</w:t>
+            </w:r>
+          </w:p>
+        </w:tc>
+        <w:tc>
+          <w:tcPr>
+            <w:tcW w:type="dxa" w:w="2340"/>
+          </w:tcPr>
+          <w:p>
+            <w:pPr>
+              <w:pStyle w:val="Compact"/>
+            </w:pPr>
+            <w:r>
+              <w:t xml:space="preserve">Should companies use AI to screen resumes?</w:t>
+            </w:r>
+          </w:p>
+        </w:tc>
+        <w:tc>
+          <w:tcPr>
+            <w:tcW w:type="dxa" w:w="2340"/>
+          </w:tcPr>
+          <w:p>
+            <w:pPr>
+              <w:pStyle w:val="Compact"/>
+            </w:pPr>
+            <w:r>
+              <w:t xml:space="preserve">AI screening may perpetuate bias and overlook qualified candidates</w:t>
+            </w:r>
+          </w:p>
+        </w:tc>
+        <w:tc>
+          <w:tcPr>
+            <w:tcW w:type="dxa" w:w="2340"/>
+          </w:tcPr>
+          <w:p>
+            <w:pPr>
+              <w:pStyle w:val="Compact"/>
+            </w:pPr>
+            <w:r>
+              <w:t xml:space="preserve">AI increases efficiency and provides consistent evaluation criteria</w:t>
+            </w:r>
+          </w:p>
+        </w:tc>
+      </w:tr>
+      <w:tr>
+        <w:tc>
+          <w:tcPr>
+            <w:tcW w:type="dxa" w:w="2340"/>
+          </w:tcPr>
+          <w:p>
+            <w:pPr>
+              <w:pStyle w:val="Compact"/>
+            </w:pPr>
+            <w:r>
+              <w:t xml:space="preserve">5</w:t>
+            </w:r>
+          </w:p>
+        </w:tc>
+        <w:tc>
+          <w:tcPr>
+            <w:tcW w:type="dxa" w:w="2340"/>
+          </w:tcPr>
+          <w:p>
+            <w:pPr>
+              <w:pStyle w:val="Compact"/>
+            </w:pPr>
+            <w:r>
+              <w:t xml:space="preserve">Should employers require college degrees for all professional positions?</w:t>
+            </w:r>
+          </w:p>
+        </w:tc>
+        <w:tc>
+          <w:tcPr>
+            <w:tcW w:type="dxa" w:w="2340"/>
+          </w:tcPr>
+          <w:p>
+            <w:pPr>
+              <w:pStyle w:val="Compact"/>
+            </w:pPr>
+            <w:r>
+              <w:t xml:space="preserve">Degree requirements exclude talented candidates with alternative qualifications</w:t>
+            </w:r>
+          </w:p>
+        </w:tc>
+        <w:tc>
+          <w:tcPr>
+            <w:tcW w:type="dxa" w:w="2340"/>
+          </w:tcPr>
+          <w:p>
+            <w:pPr>
+              <w:pStyle w:val="Compact"/>
+            </w:pPr>
+            <w:r>
+              <w:t xml:space="preserve">Degrees demonstrate commitment, foundational knowledge, and learning ability</w:t>
+            </w:r>
+          </w:p>
+        </w:tc>
+      </w:tr>
+      <w:tr>
+        <w:tc>
+          <w:tcPr>
+            <w:tcW w:type="dxa" w:w="2340"/>
+          </w:tcPr>
+          <w:p>
+            <w:pPr>
+              <w:pStyle w:val="Compact"/>
+            </w:pPr>
+            <w:r>
+              <w:t xml:space="preserve">6</w:t>
+            </w:r>
+          </w:p>
+        </w:tc>
+        <w:tc>
+          <w:tcPr>
+            <w:tcW w:type="dxa" w:w="2340"/>
+          </w:tcPr>
+          <w:p>
+            <w:pPr>
+              <w:pStyle w:val="Compact"/>
+            </w:pPr>
+            <w:r>
+              <w:t xml:space="preserve">Should companies actively recruit employees from competitors?</w:t>
+            </w:r>
+          </w:p>
+        </w:tc>
+        <w:tc>
+          <w:tcPr>
+            <w:tcW w:type="dxa" w:w="2340"/>
+          </w:tcPr>
+          <w:p>
+            <w:pPr>
+              <w:pStyle w:val="Compact"/>
+            </w:pPr>
+            <w:r>
+              <w:t xml:space="preserve">Poaching creates industry instability and raises ethical concerns</w:t>
+            </w:r>
+          </w:p>
+        </w:tc>
+        <w:tc>
+          <w:tcPr>
+            <w:tcW w:type="dxa" w:w="2340"/>
+          </w:tcPr>
+          <w:p>
+            <w:pPr>
+              <w:pStyle w:val="Compact"/>
+            </w:pPr>
+            <w:r>
+              <w:t xml:space="preserve">Recruiting from competitors brings valuable expertise and market knowledge</w:t>
             </w:r>
           </w:p>
         </w:tc>
@@ -1648,13 +1370,7 @@
           <w:b/>
           <w:bCs/>
         </w:rPr>
-        <w:t xml:space="preserve">Debrief (3 min):</w:t>
-      </w:r>
-      <w:r>
-        <w:t xml:space="preserve"> </w:t>
-      </w:r>
-      <w:r>
-        <w:t xml:space="preserve">Each pair shares with the group.</w:t>
+        <w:t xml:space="preserve">Our team’s selected topics:</w:t>
       </w:r>
     </w:p>
     <w:tbl>
@@ -1670,94 +1386,120 @@
           <w:insideH w:val="single" w:sz="4" w:space="0" w:color="000000"/>
           <w:insideV w:val="single" w:sz="4" w:space="0" w:color="000000"/>
         </w:tblBorders>
+        <w:tblLayout w:type="fixed"/>
       </w:tblPr>
       <w:tblGrid>
-        <w:gridCol w:w="3960"/>
-        <w:gridCol w:w="3960"/>
+        <w:gridCol w:w="3120"/>
+        <w:gridCol w:w="3120"/>
+        <w:gridCol w:w="3120"/>
       </w:tblGrid>
       <w:tr>
         <w:trPr>
           <w:tblHeader w:val="on"/>
         </w:trPr>
         <w:tc>
-          <w:tcPr/>
-          <w:p>
-            <w:pPr>
-              <w:pStyle w:val="Compact"/>
-            </w:pPr>
-            <w:r>
-              <w:t xml:space="preserve">Pair</w:t>
-            </w:r>
-          </w:p>
-        </w:tc>
-        <w:tc>
-          <w:tcPr/>
-          <w:p>
-            <w:pPr>
-              <w:pStyle w:val="Compact"/>
-            </w:pPr>
-            <w:r>
-              <w:t xml:space="preserve">What was the most convincing argument?</w:t>
-            </w:r>
-          </w:p>
-        </w:tc>
-      </w:tr>
-      <w:tr>
-        <w:tc>
-          <w:tcPr/>
-          <w:p>
-            <w:pPr>
-              <w:pStyle w:val="Compact"/>
-            </w:pPr>
-            <w:r>
-              <w:t xml:space="preserve">Pair 1</w:t>
-            </w:r>
-          </w:p>
-        </w:tc>
-        <w:tc>
-          <w:tcPr/>
-          <w:p>
-            <w:pPr>
-              <w:pStyle w:val="Compact"/>
-            </w:pPr>
-          </w:p>
-        </w:tc>
-      </w:tr>
-      <w:tr>
-        <w:tc>
-          <w:tcPr/>
-          <w:p>
-            <w:pPr>
-              <w:pStyle w:val="Compact"/>
-            </w:pPr>
-            <w:r>
-              <w:t xml:space="preserve">Pair 2</w:t>
-            </w:r>
-          </w:p>
-        </w:tc>
-        <w:tc>
-          <w:tcPr/>
-          <w:p>
-            <w:pPr>
-              <w:pStyle w:val="Compact"/>
-            </w:pPr>
-          </w:p>
-        </w:tc>
-      </w:tr>
-      <w:tr>
-        <w:tc>
-          <w:tcPr/>
-          <w:p>
-            <w:pPr>
-              <w:pStyle w:val="Compact"/>
-            </w:pPr>
-            <w:r>
-              <w:t xml:space="preserve">Pair 3</w:t>
-            </w:r>
-          </w:p>
-        </w:tc>
-        <w:tc>
-          <w:tcPr/>
+          <w:tcPr>
+            <w:tcW w:type="dxa" w:w="3120"/>
+          </w:tcPr>
+          <w:p>
+            <w:pPr>
+              <w:pStyle w:val="Compact"/>
+            </w:pPr>
+            <w:r>
+              <w:t xml:space="preserve">Order</w:t>
+            </w:r>
+          </w:p>
+        </w:tc>
+        <w:tc>
+          <w:tcPr>
+            <w:tcW w:type="dxa" w:w="3120"/>
+          </w:tcPr>
+          <w:p>
+            <w:pPr>
+              <w:pStyle w:val="Compact"/>
+            </w:pPr>
+            <w:r>
+              <w:t xml:space="preserve">Topic #</w:t>
+            </w:r>
+          </w:p>
+        </w:tc>
+        <w:tc>
+          <w:tcPr>
+            <w:tcW w:type="dxa" w:w="3120"/>
+          </w:tcPr>
+          <w:p>
+            <w:pPr>
+              <w:pStyle w:val="Compact"/>
+            </w:pPr>
+            <w:r>
+              <w:t xml:space="preserve">Topic</w:t>
+            </w:r>
+          </w:p>
+        </w:tc>
+      </w:tr>
+      <w:tr>
+        <w:tc>
+          <w:tcPr>
+            <w:tcW w:type="dxa" w:w="3120"/>
+          </w:tcPr>
+          <w:p>
+            <w:pPr>
+              <w:pStyle w:val="Compact"/>
+            </w:pPr>
+            <w:r>
+              <w:t xml:space="preserve">Round 1</w:t>
+            </w:r>
+          </w:p>
+        </w:tc>
+        <w:tc>
+          <w:tcPr>
+            <w:tcW w:type="dxa" w:w="3120"/>
+          </w:tcPr>
+          <w:p>
+            <w:pPr>
+              <w:pStyle w:val="Compact"/>
+            </w:pPr>
+          </w:p>
+        </w:tc>
+        <w:tc>
+          <w:tcPr>
+            <w:tcW w:type="dxa" w:w="3120"/>
+          </w:tcPr>
+          <w:p>
+            <w:pPr>
+              <w:pStyle w:val="Compact"/>
+            </w:pPr>
+          </w:p>
+        </w:tc>
+      </w:tr>
+      <w:tr>
+        <w:tc>
+          <w:tcPr>
+            <w:tcW w:type="dxa" w:w="3120"/>
+          </w:tcPr>
+          <w:p>
+            <w:pPr>
+              <w:pStyle w:val="Compact"/>
+            </w:pPr>
+            <w:r>
+              <w:t xml:space="preserve">Round 2</w:t>
+            </w:r>
+          </w:p>
+        </w:tc>
+        <w:tc>
+          <w:tcPr>
+            <w:tcW w:type="dxa" w:w="3120"/>
+          </w:tcPr>
+          <w:p>
+            <w:pPr>
+              <w:pStyle w:val="Compact"/>
+            </w:pPr>
+          </w:p>
+        </w:tc>
+        <w:tc>
+          <w:tcPr>
+            <w:tcW w:type="dxa" w:w="3120"/>
+          </w:tcPr>
           <w:p>
             <w:pPr>
               <w:pStyle w:val="Compact"/>
@@ -1773,32 +1515,196 @@
         </w:pict>
       </w:r>
     </w:p>
-    <w:bookmarkEnd w:id="19"/>
-    <w:bookmarkStart w:id="20" w:name="round-2-_______________"/>
+    <w:bookmarkEnd w:id="16"/>
+    <w:bookmarkStart w:id="17" w:name="minutes-individual-brainstorming"/>
     <w:p>
       <w:pPr>
         <w:pStyle w:val="Heading3"/>
       </w:pPr>
       <w:r>
-        <w:t xml:space="preserve">Round 2: _______________</w:t>
+        <w:t xml:space="preserve">[6 minutes] Individual Brainstorming</w:t>
       </w:r>
     </w:p>
     <w:p>
       <w:pPr>
         <w:pStyle w:val="FirstParagraph"/>
       </w:pPr>
+      <w:r>
+        <w:t xml:space="preserve">Take out a piece of paper and brainstorm your arguments individually for 6 minutes. Think about arguments for</w:t>
+      </w:r>
+      <w:r>
+        <w:t xml:space="preserve"> </w:t>
+      </w:r>
       <w:r>
         <w:rPr>
           <w:b/>
           <w:bCs/>
         </w:rPr>
-        <w:t xml:space="preserve">Roles swap:</w:t>
+        <w:t xml:space="preserve">both</w:t>
       </w:r>
       <w:r>
         <w:t xml:space="preserve"> </w:t>
       </w:r>
       <w:r>
-        <w:t xml:space="preserve">Partner A = Employer Advocate, Partner B = Employee Advocate</w:t>
+        <w:t xml:space="preserve">sides, since you will argue from each perspective.</w:t>
+      </w:r>
+    </w:p>
+    <w:p>
+      <w:pPr>
+        <w:pStyle w:val="BlockText"/>
+      </w:pPr>
+      <w:r>
+        <w:rPr>
+          <w:b/>
+          <w:bCs/>
+        </w:rPr>
+        <w:t xml:space="preserve">No smartphones or laptops allowed</w:t>
+      </w:r>
+      <w:r>
+        <w:t xml:space="preserve"> </w:t>
+      </w:r>
+      <w:r>
+        <w:t xml:space="preserve">during brainstorming (except for the Notetaker).</w:t>
+      </w:r>
+    </w:p>
+    <w:p>
+      <w:r>
+        <w:pict>
+          <v:rect style="width:0;height:1.5pt" o:hralign="center" o:hrstd="t" o:hr="t"/>
+        </w:pict>
+      </w:r>
+    </w:p>
+    <w:bookmarkEnd w:id="17"/>
+    <w:bookmarkEnd w:id="18"/>
+    <w:bookmarkStart w:id="24" w:name="X58495c7a2de5da5245f311f82bdaad745078221"/>
+    <w:p>
+      <w:pPr>
+        <w:pStyle w:val="Heading2"/>
+      </w:pPr>
+      <w:r>
+        <w:t xml:space="preserve">Convince Your Partner Rounds [14 minutes total]</w:t>
+      </w:r>
+    </w:p>
+    <w:p>
+      <w:pPr>
+        <w:pStyle w:val="FirstParagraph"/>
+      </w:pPr>
+      <w:r>
+        <w:t xml:space="preserve">Each round follows this structure (7 min per round):</w:t>
+      </w:r>
+      <w:r>
+        <w:t xml:space="preserve"> </w:t>
+      </w:r>
+      <w:r>
+        <w:t xml:space="preserve">1.</w:t>
+      </w:r>
+      <w:r>
+        <w:t xml:space="preserve"> </w:t>
+      </w:r>
+      <w:r>
+        <w:rPr>
+          <w:b/>
+          <w:bCs/>
+        </w:rPr>
+        <w:t xml:space="preserve">Partner A persuades</w:t>
+      </w:r>
+      <w:r>
+        <w:t xml:space="preserve"> </w:t>
+      </w:r>
+      <w:r>
+        <w:t xml:space="preserve">Partner B (2 min)</w:t>
+      </w:r>
+      <w:r>
+        <w:t xml:space="preserve"> </w:t>
+      </w:r>
+      <w:r>
+        <w:t xml:space="preserve">2.</w:t>
+      </w:r>
+      <w:r>
+        <w:t xml:space="preserve"> </w:t>
+      </w:r>
+      <w:r>
+        <w:rPr>
+          <w:b/>
+          <w:bCs/>
+        </w:rPr>
+        <w:t xml:space="preserve">Partner B persuades</w:t>
+      </w:r>
+      <w:r>
+        <w:t xml:space="preserve"> </w:t>
+      </w:r>
+      <w:r>
+        <w:t xml:space="preserve">Partner A (2 min)</w:t>
+      </w:r>
+      <w:r>
+        <w:t xml:space="preserve"> </w:t>
+      </w:r>
+      <w:r>
+        <w:t xml:space="preserve">3.</w:t>
+      </w:r>
+      <w:r>
+        <w:t xml:space="preserve"> </w:t>
+      </w:r>
+      <w:r>
+        <w:rPr>
+          <w:b/>
+          <w:bCs/>
+        </w:rPr>
+        <w:t xml:space="preserve">Debrief</w:t>
+      </w:r>
+      <w:r>
+        <w:t xml:space="preserve"> </w:t>
+      </w:r>
+      <w:r>
+        <w:t xml:space="preserve">as a pair and share with the group (3 min)</w:t>
+      </w:r>
+    </w:p>
+    <w:p>
+      <w:pPr>
+        <w:pStyle w:val="BodyText"/>
+      </w:pPr>
+      <w:r>
+        <w:t xml:space="preserve">Roles swap</w:t>
+      </w:r>
+      <w:r>
+        <w:t xml:space="preserve"> </w:t>
+      </w:r>
+      <w:r>
+        <w:rPr>
+          <w:b/>
+          <w:bCs/>
+        </w:rPr>
+        <w:t xml:space="preserve">between</w:t>
+      </w:r>
+      <w:r>
+        <w:t xml:space="preserve"> </w:t>
+      </w:r>
+      <w:r>
+        <w:t xml:space="preserve">rounds, not within a round.</w:t>
+      </w:r>
+    </w:p>
+    <w:p>
+      <w:r>
+        <w:pict>
+          <v:rect style="width:0;height:1.5pt" o:hralign="center" o:hrstd="t" o:hr="t"/>
+        </w:pict>
+      </w:r>
+    </w:p>
+    <w:bookmarkStart w:id="19" w:name="round-1-_______________"/>
+    <w:p>
+      <w:pPr>
+        <w:pStyle w:val="Heading3"/>
+      </w:pPr>
+      <w:r>
+        <w:t xml:space="preserve">Round 1: _______________</w:t>
+      </w:r>
+    </w:p>
+    <w:p>
+      <w:pPr>
+        <w:pStyle w:val="FirstParagraph"/>
+      </w:pPr>
+      <w:r>
+        <w:t xml:space="preserve">Partner A = Employee Advocate, Partner B = Employer Advocate</w:t>
       </w:r>
     </w:p>
     <w:tbl>
@@ -1814,17 +1720,20 @@
           <w:insideH w:val="single" w:sz="4" w:space="0" w:color="000000"/>
           <w:insideV w:val="single" w:sz="4" w:space="0" w:color="000000"/>
         </w:tblBorders>
+        <w:tblLayout w:type="fixed"/>
       </w:tblPr>
       <w:tblGrid>
-        <w:gridCol w:w="3960"/>
-        <w:gridCol w:w="3960"/>
+        <w:gridCol w:w="4680"/>
+        <w:gridCol w:w="4680"/>
       </w:tblGrid>
       <w:tr>
         <w:trPr>
           <w:tblHeader w:val="on"/>
         </w:trPr>
         <w:tc>
-          <w:tcPr/>
+          <w:tcPr>
+            <w:tcW w:type="dxa" w:w="4680"/>
+          </w:tcPr>
           <w:p>
             <w:pPr>
               <w:pStyle w:val="Compact"/>
@@ -1835,7 +1744,9 @@
           </w:p>
         </w:tc>
         <w:tc>
-          <w:tcPr/>
+          <w:tcPr>
+            <w:tcW w:type="dxa" w:w="4680"/>
+          </w:tcPr>
           <w:p>
             <w:pPr>
               <w:pStyle w:val="Compact"/>
@@ -1848,7 +1759,9 @@
       </w:tr>
       <w:tr>
         <w:tc>
-          <w:tcPr/>
+          <w:tcPr>
+            <w:tcW w:type="dxa" w:w="4680"/>
+          </w:tcPr>
           <w:p>
             <w:pPr>
               <w:pStyle w:val="Compact"/>
@@ -1859,37 +1772,43 @@
           </w:p>
         </w:tc>
         <w:tc>
-          <w:tcPr/>
+          <w:tcPr>
+            <w:tcW w:type="dxa" w:w="4680"/>
+          </w:tcPr>
+          <w:p>
+            <w:pPr>
+              <w:pStyle w:val="Compact"/>
+            </w:pPr>
+            <w:r>
+              <w:t xml:space="preserve">Employee side argues to Employer</w:t>
+            </w:r>
+          </w:p>
+        </w:tc>
+      </w:tr>
+      <w:tr>
+        <w:tc>
+          <w:tcPr>
+            <w:tcW w:type="dxa" w:w="4680"/>
+          </w:tcPr>
+          <w:p>
+            <w:pPr>
+              <w:pStyle w:val="Compact"/>
+            </w:pPr>
+            <w:r>
+              <w:t xml:space="preserve">Partner B persuades A (2 min)</w:t>
+            </w:r>
+          </w:p>
+        </w:tc>
+        <w:tc>
+          <w:tcPr>
+            <w:tcW w:type="dxa" w:w="4680"/>
+          </w:tcPr>
           <w:p>
             <w:pPr>
               <w:pStyle w:val="Compact"/>
             </w:pPr>
             <w:r>
               <w:t xml:space="preserve">Employer side argues to Employee</w:t>
-            </w:r>
-          </w:p>
-        </w:tc>
-      </w:tr>
-      <w:tr>
-        <w:tc>
-          <w:tcPr/>
-          <w:p>
-            <w:pPr>
-              <w:pStyle w:val="Compact"/>
-            </w:pPr>
-            <w:r>
-              <w:t xml:space="preserve">Partner B persuades A (2 min)</w:t>
-            </w:r>
-          </w:p>
-        </w:tc>
-        <w:tc>
-          <w:tcPr/>
-          <w:p>
-            <w:pPr>
-              <w:pStyle w:val="Compact"/>
-            </w:pPr>
-            <w:r>
-              <w:t xml:space="preserve">Employee side argues to Employer</w:t>
             </w:r>
           </w:p>
         </w:tc>
@@ -1926,17 +1845,20 @@
           <w:insideH w:val="single" w:sz="4" w:space="0" w:color="000000"/>
           <w:insideV w:val="single" w:sz="4" w:space="0" w:color="000000"/>
         </w:tblBorders>
+        <w:tblLayout w:type="fixed"/>
       </w:tblPr>
       <w:tblGrid>
-        <w:gridCol w:w="3960"/>
-        <w:gridCol w:w="3960"/>
+        <w:gridCol w:w="4680"/>
+        <w:gridCol w:w="4680"/>
       </w:tblGrid>
       <w:tr>
         <w:trPr>
           <w:tblHeader w:val="on"/>
         </w:trPr>
         <w:tc>
-          <w:tcPr/>
+          <w:tcPr>
+            <w:tcW w:type="dxa" w:w="4680"/>
+          </w:tcPr>
           <w:p>
             <w:pPr>
               <w:pStyle w:val="Compact"/>
@@ -1947,7 +1869,9 @@
           </w:p>
         </w:tc>
         <w:tc>
-          <w:tcPr/>
+          <w:tcPr>
+            <w:tcW w:type="dxa" w:w="4680"/>
+          </w:tcPr>
           <w:p>
             <w:pPr>
               <w:pStyle w:val="Compact"/>
@@ -1960,7 +1884,9 @@
       </w:tr>
       <w:tr>
         <w:tc>
-          <w:tcPr/>
+          <w:tcPr>
+            <w:tcW w:type="dxa" w:w="4680"/>
+          </w:tcPr>
           <w:p>
             <w:pPr>
               <w:pStyle w:val="Compact"/>
@@ -1971,17 +1897,21 @@
           </w:p>
         </w:tc>
         <w:tc>
-          <w:tcPr/>
-          <w:p>
-            <w:pPr>
-              <w:pStyle w:val="Compact"/>
-            </w:pPr>
-          </w:p>
-        </w:tc>
-      </w:tr>
-      <w:tr>
-        <w:tc>
-          <w:tcPr/>
+          <w:tcPr>
+            <w:tcW w:type="dxa" w:w="4680"/>
+          </w:tcPr>
+          <w:p>
+            <w:pPr>
+              <w:pStyle w:val="Compact"/>
+            </w:pPr>
+          </w:p>
+        </w:tc>
+      </w:tr>
+      <w:tr>
+        <w:tc>
+          <w:tcPr>
+            <w:tcW w:type="dxa" w:w="4680"/>
+          </w:tcPr>
           <w:p>
             <w:pPr>
               <w:pStyle w:val="Compact"/>
@@ -1992,17 +1922,21 @@
           </w:p>
         </w:tc>
         <w:tc>
-          <w:tcPr/>
-          <w:p>
-            <w:pPr>
-              <w:pStyle w:val="Compact"/>
-            </w:pPr>
-          </w:p>
-        </w:tc>
-      </w:tr>
-      <w:tr>
-        <w:tc>
-          <w:tcPr/>
+          <w:tcPr>
+            <w:tcW w:type="dxa" w:w="4680"/>
+          </w:tcPr>
+          <w:p>
+            <w:pPr>
+              <w:pStyle w:val="Compact"/>
+            </w:pPr>
+          </w:p>
+        </w:tc>
+      </w:tr>
+      <w:tr>
+        <w:tc>
+          <w:tcPr>
+            <w:tcW w:type="dxa" w:w="4680"/>
+          </w:tcPr>
           <w:p>
             <w:pPr>
               <w:pStyle w:val="Compact"/>
@@ -2013,7 +1947,9 @@
           </w:p>
         </w:tc>
         <w:tc>
-          <w:tcPr/>
+          <w:tcPr>
+            <w:tcW w:type="dxa" w:w="4680"/>
+          </w:tcPr>
           <w:p>
             <w:pPr>
               <w:pStyle w:val="Compact"/>
@@ -2029,14 +1965,32 @@
         </w:pict>
       </w:r>
     </w:p>
-    <w:bookmarkEnd w:id="20"/>
-    <w:bookmarkStart w:id="21" w:name="minutes-final-reflection"/>
+    <w:bookmarkEnd w:id="19"/>
+    <w:bookmarkStart w:id="20" w:name="round-2-_______________"/>
     <w:p>
       <w:pPr>
         <w:pStyle w:val="Heading3"/>
       </w:pPr>
       <w:r>
-        <w:t xml:space="preserve">[6 minutes] Final Reflection</w:t>
+        <w:t xml:space="preserve">Round 2: _______________</w:t>
+      </w:r>
+    </w:p>
+    <w:p>
+      <w:pPr>
+        <w:pStyle w:val="FirstParagraph"/>
+      </w:pPr>
+      <w:r>
+        <w:rPr>
+          <w:b/>
+          <w:bCs/>
+        </w:rPr>
+        <w:t xml:space="preserve">Roles swap:</w:t>
+      </w:r>
+      <w:r>
+        <w:t xml:space="preserve"> </w:t>
+      </w:r>
+      <w:r>
+        <w:t xml:space="preserve">Partner A = Employer Advocate, Partner B = Employee Advocate</w:t>
       </w:r>
     </w:p>
     <w:tbl>
@@ -2052,127 +2006,100 @@
           <w:insideH w:val="single" w:sz="4" w:space="0" w:color="000000"/>
           <w:insideV w:val="single" w:sz="4" w:space="0" w:color="000000"/>
         </w:tblBorders>
+        <w:tblLayout w:type="fixed"/>
       </w:tblPr>
       <w:tblGrid>
-        <w:gridCol w:w="3960"/>
-        <w:gridCol w:w="3960"/>
+        <w:gridCol w:w="4680"/>
+        <w:gridCol w:w="4680"/>
       </w:tblGrid>
       <w:tr>
         <w:trPr>
           <w:tblHeader w:val="on"/>
         </w:trPr>
         <w:tc>
-          <w:tcPr/>
-          <w:p>
-            <w:pPr>
-              <w:pStyle w:val="Compact"/>
-            </w:pPr>
-            <w:r>
-              <w:t xml:space="preserve">Question</w:t>
-            </w:r>
-          </w:p>
-        </w:tc>
-        <w:tc>
-          <w:tcPr/>
-          <w:p>
-            <w:pPr>
-              <w:pStyle w:val="Compact"/>
-            </w:pPr>
-            <w:r>
-              <w:t xml:space="preserve">Notes</w:t>
-            </w:r>
-          </w:p>
-        </w:tc>
-      </w:tr>
-      <w:tr>
-        <w:tc>
-          <w:tcPr/>
-          <w:p>
-            <w:pPr>
-              <w:pStyle w:val="Compact"/>
-            </w:pPr>
-            <w:r>
-              <w:t xml:space="preserve">Which topic was harder to argue? Why?</w:t>
-            </w:r>
-          </w:p>
-        </w:tc>
-        <w:tc>
-          <w:tcPr/>
-          <w:p>
-            <w:pPr>
-              <w:pStyle w:val="Compact"/>
-            </w:pPr>
-          </w:p>
-        </w:tc>
-      </w:tr>
-      <w:tr>
-        <w:tc>
-          <w:tcPr/>
-          <w:p>
-            <w:pPr>
-              <w:pStyle w:val="Compact"/>
-            </w:pPr>
-            <w:r>
-              <w:t xml:space="preserve">Did your opinion change after hearing the other side?</w:t>
-            </w:r>
-          </w:p>
-        </w:tc>
-        <w:tc>
-          <w:tcPr/>
-          <w:p>
-            <w:pPr>
-              <w:pStyle w:val="Compact"/>
-            </w:pPr>
-          </w:p>
-        </w:tc>
-      </w:tr>
-      <w:tr>
-        <w:tc>
-          <w:tcPr/>
-          <w:p>
-            <w:pPr>
-              <w:pStyle w:val="Compact"/>
-            </w:pPr>
-            <w:r>
-              <w:t xml:space="preserve">What was the single most persuasive point you heard today?</w:t>
-            </w:r>
-          </w:p>
-        </w:tc>
-        <w:tc>
-          <w:tcPr/>
-          <w:p>
-            <w:pPr>
-              <w:pStyle w:val="Compact"/>
-            </w:pPr>
+          <w:tcPr>
+            <w:tcW w:type="dxa" w:w="4680"/>
+          </w:tcPr>
+          <w:p>
+            <w:pPr>
+              <w:pStyle w:val="Compact"/>
+            </w:pPr>
+            <w:r>
+              <w:t xml:space="preserve">Phase</w:t>
+            </w:r>
+          </w:p>
+        </w:tc>
+        <w:tc>
+          <w:tcPr>
+            <w:tcW w:type="dxa" w:w="4680"/>
+          </w:tcPr>
+          <w:p>
+            <w:pPr>
+              <w:pStyle w:val="Compact"/>
+            </w:pPr>
+            <w:r>
+              <w:t xml:space="preserve">Details</w:t>
+            </w:r>
+          </w:p>
+        </w:tc>
+      </w:tr>
+      <w:tr>
+        <w:tc>
+          <w:tcPr>
+            <w:tcW w:type="dxa" w:w="4680"/>
+          </w:tcPr>
+          <w:p>
+            <w:pPr>
+              <w:pStyle w:val="Compact"/>
+            </w:pPr>
+            <w:r>
+              <w:t xml:space="preserve">Partner A persuades B (2 min)</w:t>
+            </w:r>
+          </w:p>
+        </w:tc>
+        <w:tc>
+          <w:tcPr>
+            <w:tcW w:type="dxa" w:w="4680"/>
+          </w:tcPr>
+          <w:p>
+            <w:pPr>
+              <w:pStyle w:val="Compact"/>
+            </w:pPr>
+            <w:r>
+              <w:t xml:space="preserve">Employer side argues to Employee</w:t>
+            </w:r>
+          </w:p>
+        </w:tc>
+      </w:tr>
+      <w:tr>
+        <w:tc>
+          <w:tcPr>
+            <w:tcW w:type="dxa" w:w="4680"/>
+          </w:tcPr>
+          <w:p>
+            <w:pPr>
+              <w:pStyle w:val="Compact"/>
+            </w:pPr>
+            <w:r>
+              <w:t xml:space="preserve">Partner B persuades A (2 min)</w:t>
+            </w:r>
+          </w:p>
+        </w:tc>
+        <w:tc>
+          <w:tcPr>
+            <w:tcW w:type="dxa" w:w="4680"/>
+          </w:tcPr>
+          <w:p>
+            <w:pPr>
+              <w:pStyle w:val="Compact"/>
+            </w:pPr>
+            <w:r>
+              <w:t xml:space="preserve">Employee side argues to Employer</w:t>
+            </w:r>
           </w:p>
         </w:tc>
       </w:tr>
     </w:tbl>
-    <w:p>
-      <w:r>
-        <w:pict>
-          <v:rect style="width:0;height:1.5pt" o:hralign="center" o:hrstd="t" o:hr="t"/>
-        </w:pict>
-      </w:r>
-    </w:p>
-    <w:bookmarkEnd w:id="21"/>
-    <w:bookmarkStart w:id="22" w:name="minute-wrap-up"/>
-    <w:p>
-      <w:pPr>
-        <w:pStyle w:val="Heading3"/>
-      </w:pPr>
-      <w:r>
-        <w:t xml:space="preserve">[1 minute] Wrap-up</w:t>
-      </w:r>
-    </w:p>
-    <w:p>
-      <w:pPr>
-        <w:pStyle w:val="FirstParagraph"/>
-      </w:pPr>
-      <w:r>
-        <w:t xml:space="preserve">Check the syllabus to find out when the next team meeting will be. Discuss who will be the next Notetaker.</w:t>
-      </w:r>
-    </w:p>
     <w:p>
       <w:pPr>
         <w:pStyle w:val="BodyText"/>
@@ -2182,7 +2109,13 @@
           <w:b/>
           <w:bCs/>
         </w:rPr>
-        <w:t xml:space="preserve">Our next meeting:</w:t>
+        <w:t xml:space="preserve">Debrief (3 min):</w:t>
+      </w:r>
+      <w:r>
+        <w:t xml:space="preserve"> </w:t>
+      </w:r>
+      <w:r>
+        <w:t xml:space="preserve">Each pair shares with the group.</w:t>
       </w:r>
     </w:p>
     <w:tbl>
@@ -2198,115 +2131,111 @@
           <w:insideH w:val="single" w:sz="4" w:space="0" w:color="000000"/>
           <w:insideV w:val="single" w:sz="4" w:space="0" w:color="000000"/>
         </w:tblBorders>
+        <w:tblLayout w:type="fixed"/>
       </w:tblPr>
       <w:tblGrid>
-        <w:gridCol w:w="3960"/>
-        <w:gridCol w:w="3960"/>
+        <w:gridCol w:w="4680"/>
+        <w:gridCol w:w="4680"/>
       </w:tblGrid>
       <w:tr>
         <w:trPr>
           <w:tblHeader w:val="on"/>
         </w:trPr>
         <w:tc>
-          <w:tcPr/>
-          <w:p>
-            <w:pPr>
-              <w:pStyle w:val="Compact"/>
-            </w:pPr>
-            <w:r>
-              <w:t xml:space="preserve">Item</w:t>
-            </w:r>
-          </w:p>
-        </w:tc>
-        <w:tc>
-          <w:tcPr/>
-          <w:p>
-            <w:pPr>
-              <w:pStyle w:val="Compact"/>
-            </w:pPr>
-            <w:r>
-              <w:t xml:space="preserve">Details</w:t>
-            </w:r>
-          </w:p>
-        </w:tc>
-      </w:tr>
-      <w:tr>
-        <w:tc>
-          <w:tcPr/>
-          <w:p>
-            <w:pPr>
-              <w:pStyle w:val="Compact"/>
-            </w:pPr>
-            <w:r>
-              <w:t xml:space="preserve">Date</w:t>
-            </w:r>
-          </w:p>
-        </w:tc>
-        <w:tc>
-          <w:tcPr/>
-          <w:p>
-            <w:pPr>
-              <w:pStyle w:val="Compact"/>
-            </w:pPr>
-          </w:p>
-        </w:tc>
-      </w:tr>
-      <w:tr>
-        <w:tc>
-          <w:tcPr/>
-          <w:p>
-            <w:pPr>
-              <w:pStyle w:val="Compact"/>
-            </w:pPr>
-            <w:r>
-              <w:t xml:space="preserve">Time</w:t>
-            </w:r>
-          </w:p>
-        </w:tc>
-        <w:tc>
-          <w:tcPr/>
-          <w:p>
-            <w:pPr>
-              <w:pStyle w:val="Compact"/>
-            </w:pPr>
-          </w:p>
-        </w:tc>
-      </w:tr>
-      <w:tr>
-        <w:tc>
-          <w:tcPr/>
-          <w:p>
-            <w:pPr>
-              <w:pStyle w:val="Compact"/>
-            </w:pPr>
-            <w:r>
-              <w:t xml:space="preserve">Meeting Location</w:t>
-            </w:r>
-          </w:p>
-        </w:tc>
-        <w:tc>
-          <w:tcPr/>
-          <w:p>
-            <w:pPr>
-              <w:pStyle w:val="Compact"/>
-            </w:pPr>
-          </w:p>
-        </w:tc>
-      </w:tr>
-      <w:tr>
-        <w:tc>
-          <w:tcPr/>
-          <w:p>
-            <w:pPr>
-              <w:pStyle w:val="Compact"/>
-            </w:pPr>
-            <w:r>
-              <w:t xml:space="preserve">Notetaker</w:t>
-            </w:r>
-          </w:p>
-        </w:tc>
-        <w:tc>
-          <w:tcPr/>
+          <w:tcPr>
+            <w:tcW w:type="dxa" w:w="4680"/>
+          </w:tcPr>
+          <w:p>
+            <w:pPr>
+              <w:pStyle w:val="Compact"/>
+            </w:pPr>
+            <w:r>
+              <w:t xml:space="preserve">Pair</w:t>
+            </w:r>
+          </w:p>
+        </w:tc>
+        <w:tc>
+          <w:tcPr>
+            <w:tcW w:type="dxa" w:w="4680"/>
+          </w:tcPr>
+          <w:p>
+            <w:pPr>
+              <w:pStyle w:val="Compact"/>
+            </w:pPr>
+            <w:r>
+              <w:t xml:space="preserve">What was the most convincing argument?</w:t>
+            </w:r>
+          </w:p>
+        </w:tc>
+      </w:tr>
+      <w:tr>
+        <w:tc>
+          <w:tcPr>
+            <w:tcW w:type="dxa" w:w="4680"/>
+          </w:tcPr>
+          <w:p>
+            <w:pPr>
+              <w:pStyle w:val="Compact"/>
+            </w:pPr>
+            <w:r>
+              <w:t xml:space="preserve">Pair 1</w:t>
+            </w:r>
+          </w:p>
+        </w:tc>
+        <w:tc>
+          <w:tcPr>
+            <w:tcW w:type="dxa" w:w="4680"/>
+          </w:tcPr>
+          <w:p>
+            <w:pPr>
+              <w:pStyle w:val="Compact"/>
+            </w:pPr>
+          </w:p>
+        </w:tc>
+      </w:tr>
+      <w:tr>
+        <w:tc>
+          <w:tcPr>
+            <w:tcW w:type="dxa" w:w="4680"/>
+          </w:tcPr>
+          <w:p>
+            <w:pPr>
+              <w:pStyle w:val="Compact"/>
+            </w:pPr>
+            <w:r>
+              <w:t xml:space="preserve">Pair 2</w:t>
+            </w:r>
+          </w:p>
+        </w:tc>
+        <w:tc>
+          <w:tcPr>
+            <w:tcW w:type="dxa" w:w="4680"/>
+          </w:tcPr>
+          <w:p>
+            <w:pPr>
+              <w:pStyle w:val="Compact"/>
+            </w:pPr>
+          </w:p>
+        </w:tc>
+      </w:tr>
+      <w:tr>
+        <w:tc>
+          <w:tcPr>
+            <w:tcW w:type="dxa" w:w="4680"/>
+          </w:tcPr>
+          <w:p>
+            <w:pPr>
+              <w:pStyle w:val="Compact"/>
+            </w:pPr>
+            <w:r>
+              <w:t xml:space="preserve">Pair 3</w:t>
+            </w:r>
+          </w:p>
+        </w:tc>
+        <w:tc>
+          <w:tcPr>
+            <w:tcW w:type="dxa" w:w="4680"/>
+          </w:tcPr>
           <w:p>
             <w:pPr>
               <w:pStyle w:val="Compact"/>
@@ -2322,48 +2251,14 @@
         </w:pict>
       </w:r>
     </w:p>
-    <w:bookmarkEnd w:id="22"/>
-    <w:bookmarkStart w:id="23" w:name="Xdffffa9589697c6b137d1a3c94709d5cb808246"/>
+    <w:bookmarkEnd w:id="20"/>
+    <w:bookmarkStart w:id="21" w:name="minutes-final-reflection"/>
     <w:p>
       <w:pPr>
         <w:pStyle w:val="Heading3"/>
       </w:pPr>
       <w:r>
-        <w:t xml:space="preserve">[1 minute] Self and Peer Review Evaluation Survey</w:t>
-      </w:r>
-    </w:p>
-    <w:p>
-      <w:pPr>
-        <w:pStyle w:val="FirstParagraph"/>
-      </w:pPr>
-      <w:r>
-        <w:t xml:space="preserve">Conduct a survey for self/peer evaluation. You can find the URL in the syllabus.</w:t>
-      </w:r>
-    </w:p>
-    <w:p>
-      <w:pPr>
-        <w:pStyle w:val="BodyText"/>
-      </w:pPr>
-      <w:r>
-        <w:rPr>
-          <w:b/>
-          <w:bCs/>
-        </w:rPr>
-        <w:t xml:space="preserve">Tip:</w:t>
-      </w:r>
-      <w:r>
-        <w:t xml:space="preserve"> </w:t>
-      </w:r>
-      <w:r>
-        <w:t xml:space="preserve">Bookmark this survey URL on your phone. You will use it every week for team meetings.</w:t>
-      </w:r>
-    </w:p>
-    <w:p>
-      <w:pPr>
-        <w:pStyle w:val="BodyText"/>
-      </w:pPr>
-      <w:r>
-        <w:t xml:space="preserve">Once you finish the survey, you will receive the survey completion code. The Notetaker needs to collect all survey completion codes from team members. The completion code will be used as an attendance check.</w:t>
+        <w:t xml:space="preserve">[6 minutes] Final Reflection</w:t>
       </w:r>
     </w:p>
     <w:tbl>
@@ -2379,17 +2274,385 @@
           <w:insideH w:val="single" w:sz="4" w:space="0" w:color="000000"/>
           <w:insideV w:val="single" w:sz="4" w:space="0" w:color="000000"/>
         </w:tblBorders>
+        <w:tblLayout w:type="fixed"/>
       </w:tblPr>
       <w:tblGrid>
-        <w:gridCol w:w="3960"/>
-        <w:gridCol w:w="3960"/>
+        <w:gridCol w:w="4680"/>
+        <w:gridCol w:w="4680"/>
       </w:tblGrid>
       <w:tr>
         <w:trPr>
           <w:tblHeader w:val="on"/>
         </w:trPr>
         <w:tc>
-          <w:tcPr/>
+          <w:tcPr>
+            <w:tcW w:type="dxa" w:w="4680"/>
+          </w:tcPr>
+          <w:p>
+            <w:pPr>
+              <w:pStyle w:val="Compact"/>
+            </w:pPr>
+            <w:r>
+              <w:t xml:space="preserve">Question</w:t>
+            </w:r>
+          </w:p>
+        </w:tc>
+        <w:tc>
+          <w:tcPr>
+            <w:tcW w:type="dxa" w:w="4680"/>
+          </w:tcPr>
+          <w:p>
+            <w:pPr>
+              <w:pStyle w:val="Compact"/>
+            </w:pPr>
+            <w:r>
+              <w:t xml:space="preserve">Notes</w:t>
+            </w:r>
+          </w:p>
+        </w:tc>
+      </w:tr>
+      <w:tr>
+        <w:tc>
+          <w:tcPr>
+            <w:tcW w:type="dxa" w:w="4680"/>
+          </w:tcPr>
+          <w:p>
+            <w:pPr>
+              <w:pStyle w:val="Compact"/>
+            </w:pPr>
+            <w:r>
+              <w:t xml:space="preserve">Which topic was harder to argue? Why?</w:t>
+            </w:r>
+          </w:p>
+        </w:tc>
+        <w:tc>
+          <w:tcPr>
+            <w:tcW w:type="dxa" w:w="4680"/>
+          </w:tcPr>
+          <w:p>
+            <w:pPr>
+              <w:pStyle w:val="Compact"/>
+            </w:pPr>
+          </w:p>
+        </w:tc>
+      </w:tr>
+      <w:tr>
+        <w:tc>
+          <w:tcPr>
+            <w:tcW w:type="dxa" w:w="4680"/>
+          </w:tcPr>
+          <w:p>
+            <w:pPr>
+              <w:pStyle w:val="Compact"/>
+            </w:pPr>
+            <w:r>
+              <w:t xml:space="preserve">Did your opinion change after hearing the other side?</w:t>
+            </w:r>
+          </w:p>
+        </w:tc>
+        <w:tc>
+          <w:tcPr>
+            <w:tcW w:type="dxa" w:w="4680"/>
+          </w:tcPr>
+          <w:p>
+            <w:pPr>
+              <w:pStyle w:val="Compact"/>
+            </w:pPr>
+          </w:p>
+        </w:tc>
+      </w:tr>
+      <w:tr>
+        <w:tc>
+          <w:tcPr>
+            <w:tcW w:type="dxa" w:w="4680"/>
+          </w:tcPr>
+          <w:p>
+            <w:pPr>
+              <w:pStyle w:val="Compact"/>
+            </w:pPr>
+            <w:r>
+              <w:t xml:space="preserve">What was the single most persuasive point you heard today?</w:t>
+            </w:r>
+          </w:p>
+        </w:tc>
+        <w:tc>
+          <w:tcPr>
+            <w:tcW w:type="dxa" w:w="4680"/>
+          </w:tcPr>
+          <w:p>
+            <w:pPr>
+              <w:pStyle w:val="Compact"/>
+            </w:pPr>
+          </w:p>
+        </w:tc>
+      </w:tr>
+    </w:tbl>
+    <w:p>
+      <w:r>
+        <w:pict>
+          <v:rect style="width:0;height:1.5pt" o:hralign="center" o:hrstd="t" o:hr="t"/>
+        </w:pict>
+      </w:r>
+    </w:p>
+    <w:bookmarkEnd w:id="21"/>
+    <w:bookmarkStart w:id="22" w:name="minute-wrap-up"/>
+    <w:p>
+      <w:pPr>
+        <w:pStyle w:val="Heading3"/>
+      </w:pPr>
+      <w:r>
+        <w:t xml:space="preserve">[1 minute] Wrap-up</w:t>
+      </w:r>
+    </w:p>
+    <w:p>
+      <w:pPr>
+        <w:pStyle w:val="FirstParagraph"/>
+      </w:pPr>
+      <w:r>
+        <w:t xml:space="preserve">Check the syllabus to find out when the next team meeting will be. Discuss who will be the next Notetaker.</w:t>
+      </w:r>
+    </w:p>
+    <w:p>
+      <w:pPr>
+        <w:pStyle w:val="BodyText"/>
+      </w:pPr>
+      <w:r>
+        <w:rPr>
+          <w:b/>
+          <w:bCs/>
+        </w:rPr>
+        <w:t xml:space="preserve">Our next meeting:</w:t>
+      </w:r>
+    </w:p>
+    <w:tbl>
+      <w:tblPr>
+        <w:tblW w:type="pct" w:w="5000"/>
+        <w:tblStyle w:val="Table"/>
+        <w:tblLook w:firstRow="1" w:lastRow="0" w:firstColumn="0" w:lastColumn="0" w:noHBand="0" w:noVBand="0" w:val="0020"/>
+        <w:tblBorders>
+          <w:top w:val="single" w:sz="4" w:space="0" w:color="000000"/>
+          <w:left w:val="single" w:sz="4" w:space="0" w:color="000000"/>
+          <w:bottom w:val="single" w:sz="4" w:space="0" w:color="000000"/>
+          <w:right w:val="single" w:sz="4" w:space="0" w:color="000000"/>
+          <w:insideH w:val="single" w:sz="4" w:space="0" w:color="000000"/>
+          <w:insideV w:val="single" w:sz="4" w:space="0" w:color="000000"/>
+        </w:tblBorders>
+        <w:tblLayout w:type="fixed"/>
+      </w:tblPr>
+      <w:tblGrid>
+        <w:gridCol w:w="4680"/>
+        <w:gridCol w:w="4680"/>
+      </w:tblGrid>
+      <w:tr>
+        <w:trPr>
+          <w:tblHeader w:val="on"/>
+        </w:trPr>
+        <w:tc>
+          <w:tcPr>
+            <w:tcW w:type="dxa" w:w="4680"/>
+          </w:tcPr>
+          <w:p>
+            <w:pPr>
+              <w:pStyle w:val="Compact"/>
+            </w:pPr>
+            <w:r>
+              <w:t xml:space="preserve">Item</w:t>
+            </w:r>
+          </w:p>
+        </w:tc>
+        <w:tc>
+          <w:tcPr>
+            <w:tcW w:type="dxa" w:w="4680"/>
+          </w:tcPr>
+          <w:p>
+            <w:pPr>
+              <w:pStyle w:val="Compact"/>
+            </w:pPr>
+            <w:r>
+              <w:t xml:space="preserve">Details</w:t>
+            </w:r>
+          </w:p>
+        </w:tc>
+      </w:tr>
+      <w:tr>
+        <w:tc>
+          <w:tcPr>
+            <w:tcW w:type="dxa" w:w="4680"/>
+          </w:tcPr>
+          <w:p>
+            <w:pPr>
+              <w:pStyle w:val="Compact"/>
+            </w:pPr>
+            <w:r>
+              <w:t xml:space="preserve">Date</w:t>
+            </w:r>
+          </w:p>
+        </w:tc>
+        <w:tc>
+          <w:tcPr>
+            <w:tcW w:type="dxa" w:w="4680"/>
+          </w:tcPr>
+          <w:p>
+            <w:pPr>
+              <w:pStyle w:val="Compact"/>
+            </w:pPr>
+          </w:p>
+        </w:tc>
+      </w:tr>
+      <w:tr>
+        <w:tc>
+          <w:tcPr>
+            <w:tcW w:type="dxa" w:w="4680"/>
+          </w:tcPr>
+          <w:p>
+            <w:pPr>
+              <w:pStyle w:val="Compact"/>
+            </w:pPr>
+            <w:r>
+              <w:t xml:space="preserve">Time</w:t>
+            </w:r>
+          </w:p>
+        </w:tc>
+        <w:tc>
+          <w:tcPr>
+            <w:tcW w:type="dxa" w:w="4680"/>
+          </w:tcPr>
+          <w:p>
+            <w:pPr>
+              <w:pStyle w:val="Compact"/>
+            </w:pPr>
+          </w:p>
+        </w:tc>
+      </w:tr>
+      <w:tr>
+        <w:tc>
+          <w:tcPr>
+            <w:tcW w:type="dxa" w:w="4680"/>
+          </w:tcPr>
+          <w:p>
+            <w:pPr>
+              <w:pStyle w:val="Compact"/>
+            </w:pPr>
+            <w:r>
+              <w:t xml:space="preserve">Meeting Location</w:t>
+            </w:r>
+          </w:p>
+        </w:tc>
+        <w:tc>
+          <w:tcPr>
+            <w:tcW w:type="dxa" w:w="4680"/>
+          </w:tcPr>
+          <w:p>
+            <w:pPr>
+              <w:pStyle w:val="Compact"/>
+            </w:pPr>
+          </w:p>
+        </w:tc>
+      </w:tr>
+      <w:tr>
+        <w:tc>
+          <w:tcPr>
+            <w:tcW w:type="dxa" w:w="4680"/>
+          </w:tcPr>
+          <w:p>
+            <w:pPr>
+              <w:pStyle w:val="Compact"/>
+            </w:pPr>
+            <w:r>
+              <w:t xml:space="preserve">Notetaker</w:t>
+            </w:r>
+          </w:p>
+        </w:tc>
+        <w:tc>
+          <w:tcPr>
+            <w:tcW w:type="dxa" w:w="4680"/>
+          </w:tcPr>
+          <w:p>
+            <w:pPr>
+              <w:pStyle w:val="Compact"/>
+            </w:pPr>
+          </w:p>
+        </w:tc>
+      </w:tr>
+    </w:tbl>
+    <w:p>
+      <w:r>
+        <w:pict>
+          <v:rect style="width:0;height:1.5pt" o:hralign="center" o:hrstd="t" o:hr="t"/>
+        </w:pict>
+      </w:r>
+    </w:p>
+    <w:bookmarkEnd w:id="22"/>
+    <w:bookmarkStart w:id="23" w:name="Xdffffa9589697c6b137d1a3c94709d5cb808246"/>
+    <w:p>
+      <w:pPr>
+        <w:pStyle w:val="Heading3"/>
+      </w:pPr>
+      <w:r>
+        <w:t xml:space="preserve">[1 minute] Self and Peer Review Evaluation Survey</w:t>
+      </w:r>
+    </w:p>
+    <w:p>
+      <w:pPr>
+        <w:pStyle w:val="FirstParagraph"/>
+      </w:pPr>
+      <w:r>
+        <w:t xml:space="preserve">Conduct a survey for self/peer evaluation. You can find the URL in the syllabus.</w:t>
+      </w:r>
+    </w:p>
+    <w:p>
+      <w:pPr>
+        <w:pStyle w:val="BodyText"/>
+      </w:pPr>
+      <w:r>
+        <w:rPr>
+          <w:b/>
+          <w:bCs/>
+        </w:rPr>
+        <w:t xml:space="preserve">Tip:</w:t>
+      </w:r>
+      <w:r>
+        <w:t xml:space="preserve"> </w:t>
+      </w:r>
+      <w:r>
+        <w:t xml:space="preserve">Bookmark this survey URL on your phone. You will use it every week for team meetings.</w:t>
+      </w:r>
+    </w:p>
+    <w:p>
+      <w:pPr>
+        <w:pStyle w:val="BodyText"/>
+      </w:pPr>
+      <w:r>
+        <w:t xml:space="preserve">Once you finish the survey, you will receive the survey completion code. The Notetaker needs to collect all survey completion codes from team members. The completion code will be used as an attendance check.</w:t>
+      </w:r>
+    </w:p>
+    <w:tbl>
+      <w:tblPr>
+        <w:tblW w:type="pct" w:w="5000"/>
+        <w:tblStyle w:val="Table"/>
+        <w:tblLook w:firstRow="1" w:lastRow="0" w:firstColumn="0" w:lastColumn="0" w:noHBand="0" w:noVBand="0" w:val="0020"/>
+        <w:tblBorders>
+          <w:top w:val="single" w:sz="4" w:space="0" w:color="000000"/>
+          <w:left w:val="single" w:sz="4" w:space="0" w:color="000000"/>
+          <w:bottom w:val="single" w:sz="4" w:space="0" w:color="000000"/>
+          <w:right w:val="single" w:sz="4" w:space="0" w:color="000000"/>
+          <w:insideH w:val="single" w:sz="4" w:space="0" w:color="000000"/>
+          <w:insideV w:val="single" w:sz="4" w:space="0" w:color="000000"/>
+        </w:tblBorders>
+        <w:tblLayout w:type="fixed"/>
+      </w:tblPr>
+      <w:tblGrid>
+        <w:gridCol w:w="4680"/>
+        <w:gridCol w:w="4680"/>
+      </w:tblGrid>
+      <w:tr>
+        <w:trPr>
+          <w:tblHeader w:val="on"/>
+        </w:trPr>
+        <w:tc>
+          <w:tcPr>
+            <w:tcW w:type="dxa" w:w="4680"/>
+          </w:tcPr>
           <w:p>
             <w:pPr>
               <w:pStyle w:val="Compact"/>
@@ -2400,7 +2663,9 @@
           </w:p>
         </w:tc>
         <w:tc>
-          <w:tcPr/>
+          <w:tcPr>
+            <w:tcW w:type="dxa" w:w="4680"/>
+          </w:tcPr>
           <w:p>
             <w:pPr>
               <w:pStyle w:val="Compact"/>
@@ -2413,7 +2678,9 @@
       </w:tr>
       <w:tr>
         <w:tc>
-          <w:tcPr/>
+          <w:tcPr>
+            <w:tcW w:type="dxa" w:w="4680"/>
+          </w:tcPr>
           <w:p>
             <w:pPr>
               <w:pStyle w:val="Compact"/>
@@ -2424,17 +2691,21 @@
           </w:p>
         </w:tc>
         <w:tc>
-          <w:tcPr/>
-          <w:p>
-            <w:pPr>
-              <w:pStyle w:val="Compact"/>
-            </w:pPr>
-          </w:p>
-        </w:tc>
-      </w:tr>
-      <w:tr>
-        <w:tc>
-          <w:tcPr/>
+          <w:tcPr>
+            <w:tcW w:type="dxa" w:w="4680"/>
+          </w:tcPr>
+          <w:p>
+            <w:pPr>
+              <w:pStyle w:val="Compact"/>
+            </w:pPr>
+          </w:p>
+        </w:tc>
+      </w:tr>
+      <w:tr>
+        <w:tc>
+          <w:tcPr>
+            <w:tcW w:type="dxa" w:w="4680"/>
+          </w:tcPr>
           <w:p>
             <w:pPr>
               <w:pStyle w:val="Compact"/>
@@ -2445,17 +2716,21 @@
           </w:p>
         </w:tc>
         <w:tc>
-          <w:tcPr/>
-          <w:p>
-            <w:pPr>
-              <w:pStyle w:val="Compact"/>
-            </w:pPr>
-          </w:p>
-        </w:tc>
-      </w:tr>
-      <w:tr>
-        <w:tc>
-          <w:tcPr/>
+          <w:tcPr>
+            <w:tcW w:type="dxa" w:w="4680"/>
+          </w:tcPr>
+          <w:p>
+            <w:pPr>
+              <w:pStyle w:val="Compact"/>
+            </w:pPr>
+          </w:p>
+        </w:tc>
+      </w:tr>
+      <w:tr>
+        <w:tc>
+          <w:tcPr>
+            <w:tcW w:type="dxa" w:w="4680"/>
+          </w:tcPr>
           <w:p>
             <w:pPr>
               <w:pStyle w:val="Compact"/>
@@ -2466,17 +2741,21 @@
           </w:p>
         </w:tc>
         <w:tc>
-          <w:tcPr/>
-          <w:p>
-            <w:pPr>
-              <w:pStyle w:val="Compact"/>
-            </w:pPr>
-          </w:p>
-        </w:tc>
-      </w:tr>
-      <w:tr>
-        <w:tc>
-          <w:tcPr/>
+          <w:tcPr>
+            <w:tcW w:type="dxa" w:w="4680"/>
+          </w:tcPr>
+          <w:p>
+            <w:pPr>
+              <w:pStyle w:val="Compact"/>
+            </w:pPr>
+          </w:p>
+        </w:tc>
+      </w:tr>
+      <w:tr>
+        <w:tc>
+          <w:tcPr>
+            <w:tcW w:type="dxa" w:w="4680"/>
+          </w:tcPr>
           <w:p>
             <w:pPr>
               <w:pStyle w:val="Compact"/>
@@ -2487,17 +2766,21 @@
           </w:p>
         </w:tc>
         <w:tc>
-          <w:tcPr/>
-          <w:p>
-            <w:pPr>
-              <w:pStyle w:val="Compact"/>
-            </w:pPr>
-          </w:p>
-        </w:tc>
-      </w:tr>
-      <w:tr>
-        <w:tc>
-          <w:tcPr/>
+          <w:tcPr>
+            <w:tcW w:type="dxa" w:w="4680"/>
+          </w:tcPr>
+          <w:p>
+            <w:pPr>
+              <w:pStyle w:val="Compact"/>
+            </w:pPr>
+          </w:p>
+        </w:tc>
+      </w:tr>
+      <w:tr>
+        <w:tc>
+          <w:tcPr>
+            <w:tcW w:type="dxa" w:w="4680"/>
+          </w:tcPr>
           <w:p>
             <w:pPr>
               <w:pStyle w:val="Compact"/>
@@ -2508,17 +2791,21 @@
           </w:p>
         </w:tc>
         <w:tc>
-          <w:tcPr/>
-          <w:p>
-            <w:pPr>
-              <w:pStyle w:val="Compact"/>
-            </w:pPr>
-          </w:p>
-        </w:tc>
-      </w:tr>
-      <w:tr>
-        <w:tc>
-          <w:tcPr/>
+          <w:tcPr>
+            <w:tcW w:type="dxa" w:w="4680"/>
+          </w:tcPr>
+          <w:p>
+            <w:pPr>
+              <w:pStyle w:val="Compact"/>
+            </w:pPr>
+          </w:p>
+        </w:tc>
+      </w:tr>
+      <w:tr>
+        <w:tc>
+          <w:tcPr>
+            <w:tcW w:type="dxa" w:w="4680"/>
+          </w:tcPr>
           <w:p>
             <w:pPr>
               <w:pStyle w:val="Compact"/>
@@ -2529,7 +2816,9 @@
           </w:p>
         </w:tc>
         <w:tc>
-          <w:tcPr/>
+          <w:tcPr>
+            <w:tcW w:type="dxa" w:w="4680"/>
+          </w:tcPr>
           <w:p>
             <w:pPr>
               <w:pStyle w:val="Compact"/>
@@ -2662,9 +2951,9 @@
   <w:docDefaults>
     <w:rPrDefault>
       <w:rPr>
-        <w:rFonts w:asciiTheme="minorHAnsi" w:cstheme="minorBidi" w:eastAsiaTheme="minorEastAsia" w:hAnsiTheme="minorHAnsi"/>
-        <w:sz w:val="24"/>
-        <w:szCs w:val="24"/>
+        <w:rFonts w:ascii="Calibri" w:asciiTheme="minorHAnsi" w:cstheme="minorBidi" w:eastAsia="Malgun Gothic" w:eastAsiaTheme="minorEastAsia" w:hAnsi="Calibri" w:hAnsiTheme="minorHAnsi"/>
+        <w:sz w:val="22"/>
+        <w:szCs w:val="22"/>
         <w:lang w:bidi="ar-SA" w:eastAsia="zh-CN" w:val="en-US"/>
       </w:rPr>
     </w:rPrDefault>
@@ -2678,6 +2967,11 @@
   <w:style w:default="1" w:styleId="Normal" w:type="paragraph">
     <w:name w:val="Normal"/>
     <w:qFormat/>
+    <w:rPr>
+      <w:rFonts w:ascii="Calibri" w:hAnsi="Calibri"/>
+      <w:color w:val="000000"/>
+      <w:sz w:val="22"/>
+    </w:rPr>
   </w:style>
   <w:style w:styleId="BodyText" w:type="paragraph">
     <w:name w:val="Body Text"/>
@@ -2687,12 +2981,20 @@
     <w:pPr>
       <w:spacing w:after="180" w:before="180"/>
     </w:pPr>
+    <w:rPr>
+      <w:rFonts w:ascii="Calibri" w:hAnsi="Calibri"/>
+      <w:color w:val="000000"/>
+      <w:sz w:val="22"/>
+    </w:rPr>
   </w:style>
   <w:style w:customStyle="1" w:styleId="FirstParagraph" w:type="paragraph">
     <w:name w:val="First Paragraph"/>
     <w:basedOn w:val="BodyText"/>
     <w:next w:val="BodyText"/>
     <w:qFormat/>
+    <w:rPr>
+      <w:rFonts w:ascii="Calibri" w:hAnsi="Calibri"/>
+    </w:rPr>
   </w:style>
   <w:style w:customStyle="1" w:styleId="Compact" w:type="paragraph">
     <w:name w:val="Compact"/>
@@ -2701,6 +3003,9 @@
     <w:pPr>
       <w:spacing w:after="36" w:before="36"/>
     </w:pPr>
+    <w:rPr>
+      <w:rFonts w:ascii="Calibri" w:hAnsi="Calibri"/>
+    </w:rPr>
   </w:style>
   <w:style w:styleId="Title" w:type="paragraph">
     <w:name w:val="Title"/>
@@ -2716,7 +3021,7 @@
       <w:jc w:val="center"/>
     </w:pPr>
     <w:rPr>
-      <w:rFonts w:asciiTheme="majorHAnsi" w:cstheme="majorBidi" w:eastAsiaTheme="majorEastAsia" w:hAnsiTheme="majorHAnsi"/>
+      <w:rFonts w:ascii="Calibri" w:asciiTheme="majorHAnsi" w:cstheme="majorBidi" w:eastAsiaTheme="majorEastAsia" w:hAnsi="Calibri" w:hAnsiTheme="majorHAnsi"/>
       <w:sz w:val="56"/>
       <w:szCs w:val="56"/>
     </w:rPr>
@@ -2728,7 +3033,7 @@
     <w:uiPriority w:val="10"/>
     <w:rsid w:val="00A10FD9"/>
     <w:rPr>
-      <w:rFonts w:asciiTheme="majorHAnsi" w:cstheme="majorBidi" w:eastAsiaTheme="majorEastAsia" w:hAnsiTheme="majorHAnsi"/>
+      <w:rFonts w:ascii="Calibri" w:asciiTheme="majorHAnsi" w:cstheme="majorBidi" w:eastAsiaTheme="majorEastAsia" w:hAnsi="Calibri" w:hAnsiTheme="majorHAnsi"/>
       <w:sz w:val="56"/>
       <w:szCs w:val="56"/>
     </w:rPr>
@@ -2747,7 +3052,7 @@
       </w:numPr>
     </w:pPr>
     <w:rPr>
-      <w:rFonts w:cstheme="majorBidi" w:eastAsiaTheme="majorEastAsia"/>
+      <w:rFonts w:ascii="Calibri" w:cstheme="majorBidi" w:eastAsiaTheme="majorEastAsia" w:hAnsi="Calibri"/>
       <w:spacing w:val="15"/>
       <w:sz w:val="28"/>
       <w:szCs w:val="28"/>
@@ -2760,7 +3065,7 @@
     <w:uiPriority w:val="11"/>
     <w:rsid w:val="00A10FD9"/>
     <w:rPr>
-      <w:rFonts w:cstheme="majorBidi" w:eastAsiaTheme="majorEastAsia"/>
+      <w:rFonts w:ascii="Calibri" w:cstheme="majorBidi" w:eastAsiaTheme="majorEastAsia" w:hAnsi="Calibri"/>
       <w:color w:themeColor="text1" w:themeTint="A6" w:val="595959"/>
       <w:spacing w:val="15"/>
       <w:sz w:val="28"/>
@@ -2777,6 +3082,7 @@
       <w:keepLines/>
     </w:pPr>
     <w:rPr>
+      <w:rFonts w:ascii="Calibri" w:hAnsi="Calibri"/>
       <w:sz w:val="24"/>
       <w:szCs w:val="24"/>
     </w:rPr>
@@ -2791,6 +3097,7 @@
       <w:keepLines/>
     </w:pPr>
     <w:rPr>
+      <w:rFonts w:ascii="Calibri" w:hAnsi="Calibri"/>
       <w:sz w:val="24"/>
       <w:szCs w:val="24"/>
     </w:rPr>
@@ -2807,6 +3114,7 @@
       <w:jc w:val="center"/>
     </w:pPr>
     <w:rPr>
+      <w:rFonts w:ascii="Calibri" w:hAnsi="Calibri"/>
       <w:b/>
       <w:sz w:val="20"/>
       <w:szCs w:val="20"/>
@@ -2823,6 +3131,7 @@
       <w:spacing w:after="300" w:before="100"/>
     </w:pPr>
     <w:rPr>
+      <w:rFonts w:ascii="Calibri" w:hAnsi="Calibri"/>
       <w:sz w:val="20"/>
       <w:szCs w:val="20"/>
     </w:rPr>
@@ -2833,7 +3142,9 @@
     <w:next w:val="Bibliography"/>
     <w:qFormat/>
     <w:pPr/>
-    <w:rPr/>
+    <w:rPr>
+      <w:rFonts w:ascii="Calibri" w:hAnsi="Calibri"/>
+    </w:rPr>
   </w:style>
   <w:style w:styleId="Heading1" w:type="paragraph">
     <w:name w:val="heading 1"/>
@@ -2850,7 +3161,7 @@
       <w:outlineLvl w:val="0"/>
     </w:pPr>
     <w:rPr>
-      <w:rFonts w:asciiTheme="majorHAnsi" w:cstheme="majorBidi" w:eastAsiaTheme="majorEastAsia" w:hAnsiTheme="majorHAnsi"/>
+      <w:rFonts w:ascii="Calibri" w:asciiTheme="majorHAnsi" w:cstheme="majorBidi" w:eastAsiaTheme="majorEastAsia" w:hAnsi="Calibri" w:hAnsiTheme="majorHAnsi"/>
       <w:color w:themeColor="accent1" w:themeShade="BF" w:val="0F4761"/>
       <w:sz w:val="40"/>
       <w:szCs w:val="40"/>
@@ -2873,7 +3184,7 @@
       <w:outlineLvl w:val="1"/>
     </w:pPr>
     <w:rPr>
-      <w:rFonts w:asciiTheme="majorHAnsi" w:cstheme="majorBidi" w:eastAsiaTheme="majorEastAsia" w:hAnsiTheme="majorHAnsi"/>
+      <w:rFonts w:ascii="Calibri" w:asciiTheme="majorHAnsi" w:cstheme="majorBidi" w:eastAsiaTheme="majorEastAsia" w:hAnsi="Calibri" w:hAnsiTheme="majorHAnsi"/>
       <w:color w:themeColor="accent1" w:themeShade="BF" w:val="0F4761"/>
       <w:sz w:val="32"/>
       <w:szCs w:val="32"/>
@@ -2896,7 +3207,7 @@
       <w:outlineLvl w:val="2"/>
     </w:pPr>
     <w:rPr>
-      <w:rFonts w:cstheme="majorBidi" w:eastAsiaTheme="majorEastAsia"/>
+      <w:rFonts w:ascii="Calibri" w:cstheme="majorBidi" w:eastAsiaTheme="majorEastAsia" w:hAnsi="Calibri"/>
       <w:color w:themeColor="accent1" w:themeShade="BF" w:val="0F4761"/>
       <w:sz w:val="28"/>
       <w:szCs w:val="28"/>
@@ -2919,7 +3230,7 @@
       <w:outlineLvl w:val="3"/>
     </w:pPr>
     <w:rPr>
-      <w:rFonts w:cstheme="majorBidi" w:eastAsiaTheme="majorEastAsia"/>
+      <w:rFonts w:ascii="Calibri" w:cstheme="majorBidi" w:eastAsiaTheme="majorEastAsia" w:hAnsi="Calibri"/>
       <w:i/>
       <w:iCs/>
       <w:color w:themeColor="accent1" w:themeShade="BF" w:val="0F4761"/>
@@ -2942,7 +3253,7 @@
       <w:outlineLvl w:val="4"/>
     </w:pPr>
     <w:rPr>
-      <w:rFonts w:cstheme="majorBidi" w:eastAsiaTheme="majorEastAsia"/>
+      <w:rFonts w:ascii="Calibri" w:cstheme="majorBidi" w:eastAsiaTheme="majorEastAsia" w:hAnsi="Calibri"/>
       <w:color w:themeColor="accent1" w:themeShade="BF" w:val="0F4761"/>
     </w:rPr>
   </w:style>
@@ -2963,7 +3274,7 @@
       <w:outlineLvl w:val="5"/>
     </w:pPr>
     <w:rPr>
-      <w:rFonts w:cstheme="majorBidi" w:eastAsiaTheme="majorEastAsia"/>
+      <w:rFonts w:ascii="Calibri" w:cstheme="majorBidi" w:eastAsiaTheme="majorEastAsia" w:hAnsi="Calibri"/>
       <w:i/>
       <w:iCs/>
       <w:color w:themeColor="text1" w:themeTint="A6" w:val="595959"/>
@@ -2986,7 +3297,7 @@
       <w:outlineLvl w:val="6"/>
     </w:pPr>
     <w:rPr>
-      <w:rFonts w:cstheme="majorBidi" w:eastAsiaTheme="majorEastAsia"/>
+      <w:rFonts w:ascii="Calibri" w:cstheme="majorBidi" w:eastAsiaTheme="majorEastAsia" w:hAnsi="Calibri"/>
       <w:color w:themeColor="text1" w:themeTint="A6" w:val="595959"/>
     </w:rPr>
   </w:style>
@@ -3007,7 +3318,7 @@
       <w:outlineLvl w:val="7"/>
     </w:pPr>
     <w:rPr>
-      <w:rFonts w:cstheme="majorBidi" w:eastAsiaTheme="majorEastAsia"/>
+      <w:rFonts w:ascii="Calibri" w:cstheme="majorBidi" w:eastAsiaTheme="majorEastAsia" w:hAnsi="Calibri"/>
       <w:i/>
       <w:iCs/>
       <w:color w:themeColor="text1" w:themeTint="D8" w:val="272727"/>
@@ -3030,7 +3341,7 @@
       <w:outlineLvl w:val="8"/>
     </w:pPr>
     <w:rPr>
-      <w:rFonts w:cstheme="majorBidi" w:eastAsiaTheme="majorEastAsia"/>
+      <w:rFonts w:ascii="Calibri" w:cstheme="majorBidi" w:eastAsiaTheme="majorEastAsia" w:hAnsi="Calibri"/>
       <w:color w:themeColor="text1" w:themeTint="D8" w:val="272727"/>
     </w:rPr>
   </w:style>
@@ -3041,7 +3352,7 @@
     <w:uiPriority w:val="9"/>
     <w:rsid w:val="00A10FD9"/>
     <w:rPr>
-      <w:rFonts w:asciiTheme="majorHAnsi" w:cstheme="majorBidi" w:eastAsiaTheme="majorEastAsia" w:hAnsiTheme="majorHAnsi"/>
+      <w:rFonts w:ascii="Calibri" w:asciiTheme="majorHAnsi" w:cstheme="majorBidi" w:eastAsiaTheme="majorEastAsia" w:hAnsi="Calibri" w:hAnsiTheme="majorHAnsi"/>
       <w:color w:themeColor="accent1" w:themeShade="BF" w:val="0F4761"/>
       <w:sz w:val="40"/>
       <w:szCs w:val="40"/>
@@ -3055,7 +3366,7 @@
     <w:semiHidden/>
     <w:rsid w:val="00A10FD9"/>
     <w:rPr>
-      <w:rFonts w:asciiTheme="majorHAnsi" w:cstheme="majorBidi" w:eastAsiaTheme="majorEastAsia" w:hAnsiTheme="majorHAnsi"/>
+      <w:rFonts w:ascii="Calibri" w:asciiTheme="majorHAnsi" w:cstheme="majorBidi" w:eastAsiaTheme="majorEastAsia" w:hAnsi="Calibri" w:hAnsiTheme="majorHAnsi"/>
       <w:color w:themeColor="accent1" w:themeShade="BF" w:val="0F4761"/>
       <w:sz w:val="32"/>
       <w:szCs w:val="32"/>
@@ -3069,7 +3380,7 @@
     <w:semiHidden/>
     <w:rsid w:val="00A10FD9"/>
     <w:rPr>
-      <w:rFonts w:cstheme="majorBidi" w:eastAsiaTheme="majorEastAsia"/>
+      <w:rFonts w:ascii="Calibri" w:cstheme="majorBidi" w:eastAsiaTheme="majorEastAsia" w:hAnsi="Calibri"/>
       <w:color w:themeColor="accent1" w:themeShade="BF" w:val="0F4761"/>
       <w:sz w:val="28"/>
       <w:szCs w:val="28"/>
@@ -3083,7 +3394,7 @@
     <w:semiHidden/>
     <w:rsid w:val="00A10FD9"/>
     <w:rPr>
-      <w:rFonts w:cstheme="majorBidi" w:eastAsiaTheme="majorEastAsia"/>
+      <w:rFonts w:ascii="Calibri" w:cstheme="majorBidi" w:eastAsiaTheme="majorEastAsia" w:hAnsi="Calibri"/>
       <w:i/>
       <w:iCs/>
       <w:color w:themeColor="accent1" w:themeShade="BF" w:val="0F4761"/>
@@ -3097,7 +3408,7 @@
     <w:semiHidden/>
     <w:rsid w:val="00A10FD9"/>
     <w:rPr>
-      <w:rFonts w:cstheme="majorBidi" w:eastAsiaTheme="majorEastAsia"/>
+      <w:rFonts w:ascii="Calibri" w:cstheme="majorBidi" w:eastAsiaTheme="majorEastAsia" w:hAnsi="Calibri"/>
       <w:color w:themeColor="accent1" w:themeShade="BF" w:val="0F4761"/>
     </w:rPr>
   </w:style>
@@ -3109,7 +3420,7 @@
     <w:semiHidden/>
     <w:rsid w:val="00A10FD9"/>
     <w:rPr>
-      <w:rFonts w:cstheme="majorBidi" w:eastAsiaTheme="majorEastAsia"/>
+      <w:rFonts w:ascii="Calibri" w:cstheme="majorBidi" w:eastAsiaTheme="majorEastAsia" w:hAnsi="Calibri"/>
       <w:i/>
       <w:iCs/>
       <w:color w:themeColor="text1" w:themeTint="A6" w:val="595959"/>
@@ -3123,7 +3434,7 @@
     <w:semiHidden/>
     <w:rsid w:val="00A10FD9"/>
     <w:rPr>
-      <w:rFonts w:cstheme="majorBidi" w:eastAsiaTheme="majorEastAsia"/>
+      <w:rFonts w:ascii="Calibri" w:cstheme="majorBidi" w:eastAsiaTheme="majorEastAsia" w:hAnsi="Calibri"/>
       <w:color w:themeColor="text1" w:themeTint="A6" w:val="595959"/>
     </w:rPr>
   </w:style>
@@ -3135,7 +3446,7 @@
     <w:semiHidden/>
     <w:rsid w:val="00A10FD9"/>
     <w:rPr>
-      <w:rFonts w:cstheme="majorBidi" w:eastAsiaTheme="majorEastAsia"/>
+      <w:rFonts w:ascii="Calibri" w:cstheme="majorBidi" w:eastAsiaTheme="majorEastAsia" w:hAnsi="Calibri"/>
       <w:i/>
       <w:iCs/>
       <w:color w:themeColor="text1" w:themeTint="D8" w:val="272727"/>
@@ -3149,7 +3460,7 @@
     <w:semiHidden/>
     <w:rsid w:val="00A10FD9"/>
     <w:rPr>
-      <w:rFonts w:cstheme="majorBidi" w:eastAsiaTheme="majorEastAsia"/>
+      <w:rFonts w:ascii="Calibri" w:cstheme="majorBidi" w:eastAsiaTheme="majorEastAsia" w:hAnsi="Calibri"/>
       <w:color w:themeColor="text1" w:themeTint="D8" w:val="272727"/>
     </w:rPr>
   </w:style>
@@ -3164,6 +3475,9 @@
       <w:spacing w:after="100" w:before="100"/>
       <w:ind w:firstLine="0" w:left="480" w:right="480"/>
     </w:pPr>
+    <w:rPr>
+      <w:rFonts w:ascii="Calibri" w:hAnsi="Calibri"/>
+    </w:rPr>
   </w:style>
   <w:style w:styleId="FootnoteText" w:type="paragraph">
     <w:name w:val="Footnote Text"/>
@@ -3172,6 +3486,9 @@
     <w:uiPriority w:val="9"/>
     <w:unhideWhenUsed/>
     <w:qFormat/>
+    <w:rPr>
+      <w:rFonts w:ascii="Calibri" w:hAnsi="Calibri"/>
+    </w:rPr>
   </w:style>
   <w:style w:styleId="FootnoteBlockText" w:type="paragraph">
     <w:name w:val="Footnote Block Text"/>
@@ -3184,11 +3501,17 @@
       <w:spacing w:after="100" w:before="100"/>
       <w:ind w:firstLine="0" w:left="480" w:right="480"/>
     </w:pPr>
+    <w:rPr>
+      <w:rFonts w:ascii="Calibri" w:hAnsi="Calibri"/>
+    </w:rPr>
   </w:style>
   <w:style w:default="1" w:styleId="DefaultParagraphFont" w:type="character">
     <w:name w:val="Default Paragraph Font"/>
     <w:semiHidden/>
     <w:unhideWhenUsed/>
+    <w:rPr>
+      <w:rFonts w:ascii="Calibri" w:hAnsi="Calibri"/>
+    </w:rPr>
   </w:style>
   <w:style w:default="1" w:styleId="Table" w:type="table">
     <w:name w:val="Table"/>
@@ -3196,6 +3519,9 @@
     <w:semiHidden/>
     <w:unhideWhenUsed/>
     <w:qFormat/>
+    <w:rPr>
+      <w:rFonts w:ascii="Calibri" w:hAnsi="Calibri"/>
+    </w:rPr>
     <w:tblPr>
       <w:tblInd w:type="dxa" w:w="0"/>
       <w:tblCellMar>
@@ -3224,12 +3550,16 @@
       <w:spacing w:after="0"/>
     </w:pPr>
     <w:rPr>
+      <w:rFonts w:ascii="Calibri" w:hAnsi="Calibri"/>
       <w:b/>
     </w:rPr>
   </w:style>
   <w:style w:customStyle="1" w:styleId="Definition" w:type="paragraph">
     <w:name w:val="Definition"/>
     <w:basedOn w:val="Normal"/>
+    <w:rPr>
+      <w:rFonts w:ascii="Calibri" w:hAnsi="Calibri"/>
+    </w:rPr>
   </w:style>
   <w:style w:styleId="Caption" w:type="paragraph">
     <w:name w:val="Caption"/>
@@ -3239,6 +3569,7 @@
       <w:spacing w:after="120" w:before="0"/>
     </w:pPr>
     <w:rPr>
+      <w:rFonts w:ascii="Calibri" w:hAnsi="Calibri"/>
       <w:i/>
     </w:rPr>
   </w:style>
@@ -3248,14 +3579,23 @@
     <w:pPr>
       <w:keepNext/>
     </w:pPr>
+    <w:rPr>
+      <w:rFonts w:ascii="Calibri" w:hAnsi="Calibri"/>
+    </w:rPr>
   </w:style>
   <w:style w:customStyle="1" w:styleId="ImageCaption" w:type="paragraph">
     <w:name w:val="Image Caption"/>
     <w:basedOn w:val="Caption"/>
+    <w:rPr>
+      <w:rFonts w:ascii="Calibri" w:hAnsi="Calibri"/>
+    </w:rPr>
   </w:style>
   <w:style w:customStyle="1" w:styleId="Figure" w:type="paragraph">
     <w:name w:val="Figure"/>
     <w:basedOn w:val="Normal"/>
+    <w:rPr>
+      <w:rFonts w:ascii="Calibri" w:hAnsi="Calibri"/>
+    </w:rPr>
   </w:style>
   <w:style w:customStyle="1" w:styleId="CaptionedFigure" w:type="paragraph">
     <w:name w:val="Captioned Figure"/>
@@ -3263,28 +3603,38 @@
     <w:pPr>
       <w:keepNext/>
     </w:pPr>
+    <w:rPr>
+      <w:rFonts w:ascii="Calibri" w:hAnsi="Calibri"/>
+    </w:rPr>
   </w:style>
   <w:style w:customStyle="1" w:styleId="BodyTextChar" w:type="character">
     <w:name w:val="Body Text Char"/>
     <w:basedOn w:val="DefaultParagraphFont"/>
     <w:link w:val="BodyText"/>
+    <w:rPr>
+      <w:rFonts w:ascii="Calibri" w:hAnsi="Calibri"/>
+    </w:rPr>
   </w:style>
   <w:style w:customStyle="1" w:styleId="VerbatimChar" w:type="character">
     <w:name w:val="Verbatim Char"/>
     <w:basedOn w:val="BodyTextChar"/>
     <w:rPr>
-      <w:rFonts w:ascii="Consolas" w:hAnsi="Consolas"/>
+      <w:rFonts w:ascii="Calibri" w:hAnsi="Calibri"/>
       <w:sz w:val="22"/>
     </w:rPr>
   </w:style>
   <w:style w:customStyle="1" w:styleId="SectionNumber" w:type="character">
     <w:name w:val="Section Number"/>
     <w:basedOn w:val="BodyTextChar"/>
+    <w:rPr>
+      <w:rFonts w:ascii="Calibri" w:hAnsi="Calibri"/>
+    </w:rPr>
   </w:style>
   <w:style w:styleId="FootnoteReference" w:type="character">
     <w:name w:val="Footnote Reference"/>
     <w:basedOn w:val="BodyTextChar"/>
     <w:rPr>
+      <w:rFonts w:ascii="Calibri" w:hAnsi="Calibri"/>
       <w:vertAlign w:val="superscript"/>
     </w:rPr>
   </w:style>
@@ -3292,6 +3642,7 @@
     <w:name w:val="Hyperlink"/>
     <w:basedOn w:val="BodyTextChar"/>
     <w:rPr>
+      <w:rFonts w:ascii="Calibri" w:hAnsi="Calibri"/>
       <w:color w:themeColor="accent1" w:val="4F81BD"/>
     </w:rPr>
   </w:style>
@@ -3307,7 +3658,7 @@
       <w:outlineLvl w:val="9"/>
     </w:pPr>
     <w:rPr>
-      <w:rFonts w:asciiTheme="majorHAnsi" w:cstheme="majorBidi" w:eastAsiaTheme="majorEastAsia" w:hAnsiTheme="majorHAnsi"/>
+      <w:rFonts w:ascii="Calibri" w:asciiTheme="majorHAnsi" w:cstheme="majorBidi" w:eastAsiaTheme="majorEastAsia" w:hAnsi="Calibri" w:hAnsiTheme="majorHAnsi"/>
       <w:b w:val="0"/>
       <w:bCs w:val="0"/>
       <w:color w:themeColor="accent1" w:themeShade="BF" w:val="365F91"/>
